--- a/LabReport/All_Graphics_Lab.docx
+++ b/LabReport/All_Graphics_Lab.docx
@@ -616,7 +616,7 @@
       </w:tblGrid>
       <w:tr>
         <w:trPr>
-          <w:trHeight w:val="1008"/>
+          <w:trHeight w:val="864"/>
           <w:jc w:val="center"/>
         </w:trPr>
         <w:tc>
@@ -695,7 +695,7 @@
       </w:tr>
       <w:tr>
         <w:trPr>
-          <w:trHeight w:val="1008"/>
+          <w:trHeight w:val="864"/>
           <w:jc w:val="center"/>
         </w:trPr>
         <w:tc>
@@ -755,7 +755,7 @@
       </w:tr>
       <w:tr>
         <w:trPr>
-          <w:trHeight w:val="1008"/>
+          <w:trHeight w:val="864"/>
           <w:jc w:val="center"/>
         </w:trPr>
         <w:tc>
@@ -815,7 +815,7 @@
       </w:tr>
       <w:tr>
         <w:trPr>
-          <w:trHeight w:val="1008"/>
+          <w:trHeight w:val="864"/>
           <w:jc w:val="center"/>
         </w:trPr>
         <w:tc>
@@ -875,7 +875,7 @@
       </w:tr>
       <w:tr>
         <w:trPr>
-          <w:trHeight w:val="1008"/>
+          <w:trHeight w:val="864"/>
           <w:jc w:val="center"/>
         </w:trPr>
         <w:tc>
@@ -935,7 +935,7 @@
       </w:tr>
       <w:tr>
         <w:trPr>
-          <w:trHeight w:val="1008"/>
+          <w:trHeight w:val="864"/>
           <w:jc w:val="center"/>
         </w:trPr>
         <w:tc>
@@ -995,7 +995,7 @@
       </w:tr>
       <w:tr>
         <w:trPr>
-          <w:trHeight w:val="1008"/>
+          <w:trHeight w:val="864"/>
           <w:jc w:val="center"/>
         </w:trPr>
         <w:tc>
@@ -1055,7 +1055,7 @@
       </w:tr>
       <w:tr>
         <w:trPr>
-          <w:trHeight w:val="1008"/>
+          <w:trHeight w:val="864"/>
           <w:jc w:val="center"/>
         </w:trPr>
         <w:tc>
@@ -1115,7 +1115,7 @@
       </w:tr>
       <w:tr>
         <w:trPr>
-          <w:trHeight w:val="1008"/>
+          <w:trHeight w:val="864"/>
           <w:jc w:val="center"/>
         </w:trPr>
         <w:tc>
@@ -1175,7 +1175,7 @@
       </w:tr>
       <w:tr>
         <w:trPr>
-          <w:trHeight w:val="1008"/>
+          <w:trHeight w:val="864"/>
           <w:jc w:val="center"/>
         </w:trPr>
         <w:tc>
@@ -1235,7 +1235,7 @@
       </w:tr>
       <w:tr>
         <w:trPr>
-          <w:trHeight w:val="1008"/>
+          <w:trHeight w:val="864"/>
           <w:jc w:val="center"/>
         </w:trPr>
         <w:tc>
@@ -1289,6 +1289,194 @@
                 <w:lang w:bidi="bn-IN"/>
               </w:rPr>
               <w:t>B-Spline Curve Generation</w:t>
+            </w:r>
+          </w:p>
+        </w:tc>
+      </w:tr>
+      <w:tr>
+        <w:trPr>
+          <w:trHeight w:val="864"/>
+          <w:jc w:val="center"/>
+        </w:trPr>
+        <w:tc>
+          <w:tcPr>
+            <w:tcW w:w="985" w:type="dxa"/>
+            <w:vAlign w:val="center"/>
+          </w:tcPr>
+          <w:p>
+            <w:pPr>
+              <w:jc w:val="center"/>
+              <w:rPr>
+                <w:rFonts w:eastAsia="Times New Roman" w:cs="Times New Roman"/>
+                <w:sz w:val="28"/>
+                <w:szCs w:val="28"/>
+                <w:lang w:bidi="bn-IN"/>
+              </w:rPr>
+            </w:pPr>
+            <w:r>
+              <w:rPr>
+                <w:rFonts w:eastAsia="Times New Roman" w:cs="Times New Roman"/>
+                <w:sz w:val="28"/>
+                <w:szCs w:val="28"/>
+                <w:lang w:bidi="bn-IN"/>
+              </w:rPr>
+              <w:t>11</w:t>
+            </w:r>
+          </w:p>
+        </w:tc>
+        <w:tc>
+          <w:tcPr>
+            <w:tcW w:w="7504" w:type="dxa"/>
+            <w:vAlign w:val="center"/>
+          </w:tcPr>
+          <w:p>
+            <w:pPr>
+              <w:jc w:val="center"/>
+              <w:rPr>
+                <w:rFonts w:eastAsia="Times New Roman" w:cs="Times New Roman"/>
+                <w:sz w:val="28"/>
+                <w:szCs w:val="28"/>
+                <w:lang w:bidi="bn-IN"/>
+              </w:rPr>
+            </w:pPr>
+            <w:r>
+              <w:rPr>
+                <w:rFonts w:eastAsia="Times New Roman" w:cs="Times New Roman"/>
+                <w:sz w:val="28"/>
+                <w:szCs w:val="28"/>
+                <w:lang w:bidi="bn-IN"/>
+              </w:rPr>
+              <w:t xml:space="preserve">Bezier </w:t>
+            </w:r>
+            <w:r>
+              <w:rPr>
+                <w:rFonts w:eastAsia="Times New Roman" w:cs="Times New Roman"/>
+                <w:sz w:val="28"/>
+                <w:szCs w:val="28"/>
+                <w:lang w:bidi="bn-IN"/>
+              </w:rPr>
+              <w:t xml:space="preserve">Blending Functions </w:t>
+            </w:r>
+            <w:r>
+              <w:rPr>
+                <w:rFonts w:eastAsia="Times New Roman" w:cs="Times New Roman"/>
+                <w:sz w:val="28"/>
+                <w:szCs w:val="28"/>
+                <w:lang w:bidi="bn-IN"/>
+              </w:rPr>
+              <w:t>Generation</w:t>
+            </w:r>
+          </w:p>
+        </w:tc>
+      </w:tr>
+      <w:tr>
+        <w:trPr>
+          <w:trHeight w:val="864"/>
+          <w:jc w:val="center"/>
+        </w:trPr>
+        <w:tc>
+          <w:tcPr>
+            <w:tcW w:w="985" w:type="dxa"/>
+            <w:vAlign w:val="center"/>
+          </w:tcPr>
+          <w:p>
+            <w:pPr>
+              <w:jc w:val="center"/>
+              <w:rPr>
+                <w:rFonts w:eastAsia="Times New Roman" w:cs="Times New Roman"/>
+                <w:sz w:val="28"/>
+                <w:szCs w:val="28"/>
+                <w:lang w:bidi="bn-IN"/>
+              </w:rPr>
+            </w:pPr>
+            <w:r>
+              <w:rPr>
+                <w:rFonts w:eastAsia="Times New Roman" w:cs="Times New Roman"/>
+                <w:sz w:val="28"/>
+                <w:szCs w:val="28"/>
+                <w:lang w:bidi="bn-IN"/>
+              </w:rPr>
+              <w:t>12</w:t>
+            </w:r>
+          </w:p>
+        </w:tc>
+        <w:tc>
+          <w:tcPr>
+            <w:tcW w:w="7504" w:type="dxa"/>
+            <w:vAlign w:val="center"/>
+          </w:tcPr>
+          <w:p>
+            <w:pPr>
+              <w:jc w:val="center"/>
+              <w:rPr>
+                <w:rFonts w:eastAsia="Times New Roman" w:cs="Times New Roman"/>
+                <w:sz w:val="28"/>
+                <w:szCs w:val="28"/>
+                <w:lang w:bidi="bn-IN"/>
+              </w:rPr>
+            </w:pPr>
+            <w:r>
+              <w:rPr>
+                <w:rFonts w:eastAsia="Times New Roman" w:cs="Times New Roman"/>
+                <w:sz w:val="28"/>
+                <w:szCs w:val="28"/>
+                <w:lang w:bidi="bn-IN"/>
+              </w:rPr>
+              <w:t>C</w:t>
+            </w:r>
+            <w:r>
+              <w:rPr>
+                <w:rFonts w:eastAsia="Times New Roman" w:cs="Times New Roman"/>
+                <w:sz w:val="28"/>
+                <w:szCs w:val="28"/>
+                <w:lang w:bidi="bn-IN"/>
+              </w:rPr>
+              <w:t xml:space="preserve">reate </w:t>
+            </w:r>
+            <w:r>
+              <w:rPr>
+                <w:rFonts w:eastAsia="Times New Roman" w:cs="Times New Roman"/>
+                <w:sz w:val="28"/>
+                <w:szCs w:val="28"/>
+                <w:lang w:bidi="bn-IN"/>
+              </w:rPr>
+              <w:t xml:space="preserve">Various Types </w:t>
+            </w:r>
+            <w:r>
+              <w:rPr>
+                <w:rFonts w:eastAsia="Times New Roman" w:cs="Times New Roman"/>
+                <w:sz w:val="28"/>
+                <w:szCs w:val="28"/>
+                <w:lang w:bidi="bn-IN"/>
+              </w:rPr>
+              <w:t>o</w:t>
+            </w:r>
+            <w:r>
+              <w:rPr>
+                <w:rFonts w:eastAsia="Times New Roman" w:cs="Times New Roman"/>
+                <w:sz w:val="28"/>
+                <w:szCs w:val="28"/>
+                <w:lang w:bidi="bn-IN"/>
+              </w:rPr>
+              <w:t xml:space="preserve">f Texts </w:t>
+            </w:r>
+            <w:r>
+              <w:rPr>
+                <w:rFonts w:eastAsia="Times New Roman" w:cs="Times New Roman"/>
+                <w:sz w:val="28"/>
+                <w:szCs w:val="28"/>
+                <w:lang w:bidi="bn-IN"/>
+              </w:rPr>
+              <w:t>a</w:t>
+            </w:r>
+            <w:r>
+              <w:rPr>
+                <w:rFonts w:eastAsia="Times New Roman" w:cs="Times New Roman"/>
+                <w:sz w:val="28"/>
+                <w:szCs w:val="28"/>
+                <w:lang w:bidi="bn-IN"/>
+              </w:rPr>
+              <w:t>nd Fonts</w:t>
             </w:r>
           </w:p>
         </w:tc>
@@ -14720,6 +14908,11 @@
       <w:pPr>
         <w:pStyle w:val="Heading2"/>
       </w:pPr>
+    </w:p>
+    <w:p>
+      <w:pPr>
+        <w:pStyle w:val="Heading2"/>
+      </w:pPr>
       <w:r>
         <w:t>Output</w:t>
       </w:r>
@@ -14745,7 +14938,6 @@
         </w:numPr>
       </w:pPr>
       <w:r>
-        <w:lastRenderedPageBreak/>
         <w:t xml:space="preserve">Generated coordinate points in the format: </w:t>
       </w:r>
       <w:r>
@@ -14800,6 +14992,9 @@
     <w:p>
       <w:pPr>
         <w:pStyle w:val="SourceCode"/>
+        <w:rPr>
+          <w:rStyle w:val="CommentTok"/>
+        </w:rPr>
       </w:pPr>
       <w:bookmarkStart w:id="19" w:name="Xb79b66f9ca4bb69b937a7bfbecf6862b3df6c4b"/>
       <w:bookmarkEnd w:id="17"/>
@@ -15912,6 +16107,7 @@
         <w:rPr>
           <w:rStyle w:val="NormalTok"/>
         </w:rPr>
+        <w:lastRenderedPageBreak/>
         <w:t xml:space="preserve">    </w:t>
       </w:r>
       <w:r>
@@ -16113,996 +16309,1013 @@
         <w:rPr>
           <w:rStyle w:val="NormalTok"/>
         </w:rPr>
+        <w:t xml:space="preserve">        </w:t>
+      </w:r>
+      <w:r>
+        <w:rPr>
+          <w:rStyle w:val="ControlFlowTok"/>
+        </w:rPr>
+        <w:t>else</w:t>
+      </w:r>
+      <w:r>
+        <w:rPr>
+          <w:rStyle w:val="NormalTok"/>
+        </w:rPr>
+        <w:t>:</w:t>
+      </w:r>
+      <w:r>
+        <w:br/>
+      </w:r>
+      <w:r>
+        <w:rPr>
+          <w:rStyle w:val="NormalTok"/>
+        </w:rPr>
+        <w:t xml:space="preserve">            x </w:t>
+      </w:r>
+      <w:r>
+        <w:rPr>
+          <w:rStyle w:val="OperatorTok"/>
+        </w:rPr>
+        <w:t>+=</w:t>
+      </w:r>
+      <w:r>
+        <w:rPr>
+          <w:rStyle w:val="NormalTok"/>
+        </w:rPr>
+        <w:t xml:space="preserve"> </w:t>
+      </w:r>
+      <w:r>
+        <w:rPr>
+          <w:rStyle w:val="DecValTok"/>
+        </w:rPr>
+        <w:t>1</w:t>
+      </w:r>
+      <w:r>
+        <w:br/>
+      </w:r>
+      <w:r>
+        <w:rPr>
+          <w:rStyle w:val="NormalTok"/>
+        </w:rPr>
+        <w:t xml:space="preserve">            p2 </w:t>
+      </w:r>
+      <w:r>
+        <w:rPr>
+          <w:rStyle w:val="OperatorTok"/>
+        </w:rPr>
+        <w:t>=</w:t>
+      </w:r>
+      <w:r>
+        <w:rPr>
+          <w:rStyle w:val="NormalTok"/>
+        </w:rPr>
+        <w:t xml:space="preserve"> p2 </w:t>
+      </w:r>
+      <w:r>
+        <w:rPr>
+          <w:rStyle w:val="OperatorTok"/>
+        </w:rPr>
+        <w:t>+</w:t>
+      </w:r>
+      <w:r>
+        <w:rPr>
+          <w:rStyle w:val="NormalTok"/>
+        </w:rPr>
+        <w:t xml:space="preserve"> (</w:t>
+      </w:r>
+      <w:r>
+        <w:rPr>
+          <w:rStyle w:val="DecValTok"/>
+        </w:rPr>
+        <w:t>2</w:t>
+      </w:r>
+      <w:r>
+        <w:rPr>
+          <w:rStyle w:val="NormalTok"/>
+        </w:rPr>
+        <w:t xml:space="preserve"> </w:t>
+      </w:r>
+      <w:r>
+        <w:rPr>
+          <w:rStyle w:val="OperatorTok"/>
+        </w:rPr>
+        <w:t>*</w:t>
+      </w:r>
+      <w:r>
+        <w:rPr>
+          <w:rStyle w:val="NormalTok"/>
+        </w:rPr>
+        <w:t xml:space="preserve"> ry2 </w:t>
+      </w:r>
+      <w:r>
+        <w:rPr>
+          <w:rStyle w:val="OperatorTok"/>
+        </w:rPr>
+        <w:t>*</w:t>
+      </w:r>
+      <w:r>
+        <w:rPr>
+          <w:rStyle w:val="NormalTok"/>
+        </w:rPr>
+        <w:t xml:space="preserve"> x) </w:t>
+      </w:r>
+      <w:r>
+        <w:rPr>
+          <w:rStyle w:val="OperatorTok"/>
+        </w:rPr>
+        <w:t>-</w:t>
+      </w:r>
+      <w:r>
+        <w:rPr>
+          <w:rStyle w:val="NormalTok"/>
+        </w:rPr>
+        <w:t xml:space="preserve"> (</w:t>
+      </w:r>
+      <w:r>
+        <w:rPr>
+          <w:rStyle w:val="DecValTok"/>
+        </w:rPr>
+        <w:t>2</w:t>
+      </w:r>
+      <w:r>
+        <w:rPr>
+          <w:rStyle w:val="NormalTok"/>
+        </w:rPr>
+        <w:t xml:space="preserve"> </w:t>
+      </w:r>
+      <w:r>
+        <w:rPr>
+          <w:rStyle w:val="OperatorTok"/>
+        </w:rPr>
+        <w:t>*</w:t>
+      </w:r>
+      <w:r>
+        <w:rPr>
+          <w:rStyle w:val="NormalTok"/>
+        </w:rPr>
+        <w:t xml:space="preserve"> rx2 </w:t>
+      </w:r>
+      <w:r>
+        <w:rPr>
+          <w:rStyle w:val="OperatorTok"/>
+        </w:rPr>
+        <w:t>*</w:t>
+      </w:r>
+      <w:r>
+        <w:rPr>
+          <w:rStyle w:val="NormalTok"/>
+        </w:rPr>
+        <w:t xml:space="preserve"> y) </w:t>
+      </w:r>
+      <w:r>
+        <w:rPr>
+          <w:rStyle w:val="OperatorTok"/>
+        </w:rPr>
+        <w:t>+</w:t>
+      </w:r>
+      <w:r>
+        <w:rPr>
+          <w:rStyle w:val="NormalTok"/>
+        </w:rPr>
+        <w:t xml:space="preserve"> rx2</w:t>
+      </w:r>
+      <w:r>
+        <w:br/>
+      </w:r>
+      <w:r>
+        <w:br/>
+      </w:r>
+      <w:r>
+        <w:rPr>
+          <w:rStyle w:val="NormalTok"/>
+        </w:rPr>
+        <w:t xml:space="preserve">        plot_ellipse_points(xc, yc, x, y, points)</w:t>
+      </w:r>
+      <w:r>
+        <w:br/>
+      </w:r>
+      <w:r>
+        <w:br/>
+      </w:r>
+      <w:r>
+        <w:rPr>
+          <w:rStyle w:val="NormalTok"/>
+        </w:rPr>
+        <w:t xml:space="preserve">    points </w:t>
+      </w:r>
+      <w:r>
+        <w:rPr>
+          <w:rStyle w:val="OperatorTok"/>
+        </w:rPr>
+        <w:t>=</w:t>
+      </w:r>
+      <w:r>
+        <w:rPr>
+          <w:rStyle w:val="NormalTok"/>
+        </w:rPr>
+        <w:t xml:space="preserve"> </w:t>
+      </w:r>
+      <w:r>
+        <w:rPr>
+          <w:rStyle w:val="BuiltInTok"/>
+        </w:rPr>
+        <w:t>list</w:t>
+      </w:r>
+      <w:r>
+        <w:rPr>
+          <w:rStyle w:val="NormalTok"/>
+        </w:rPr>
+        <w:t>(</w:t>
+      </w:r>
+      <w:r>
+        <w:rPr>
+          <w:rStyle w:val="BuiltInTok"/>
+        </w:rPr>
+        <w:t>set</w:t>
+      </w:r>
+      <w:r>
+        <w:rPr>
+          <w:rStyle w:val="NormalTok"/>
+        </w:rPr>
+        <w:t>(points))</w:t>
+      </w:r>
+      <w:r>
+        <w:br/>
+      </w:r>
+      <w:r>
+        <w:rPr>
+          <w:rStyle w:val="NormalTok"/>
+        </w:rPr>
+        <w:t xml:space="preserve">    points.sort()</w:t>
+      </w:r>
+      <w:r>
+        <w:br/>
+      </w:r>
+      <w:r>
+        <w:br/>
+      </w:r>
+      <w:r>
+        <w:rPr>
+          <w:rStyle w:val="NormalTok"/>
+        </w:rPr>
+        <w:t xml:space="preserve">    </w:t>
+      </w:r>
+      <w:r>
+        <w:rPr>
+          <w:rStyle w:val="BuiltInTok"/>
+        </w:rPr>
+        <w:t>print</w:t>
+      </w:r>
+      <w:r>
+        <w:rPr>
+          <w:rStyle w:val="NormalTok"/>
+        </w:rPr>
+        <w:t>(</w:t>
+      </w:r>
+      <w:r>
+        <w:rPr>
+          <w:rStyle w:val="StringTok"/>
+        </w:rPr>
+        <w:t>"Generated Coordinates:"</w:t>
+      </w:r>
+      <w:r>
+        <w:rPr>
+          <w:rStyle w:val="NormalTok"/>
+        </w:rPr>
+        <w:t>, points)</w:t>
+      </w:r>
+      <w:r>
+        <w:br/>
+      </w:r>
+      <w:r>
+        <w:br/>
+      </w:r>
+      <w:r>
+        <w:rPr>
+          <w:rStyle w:val="NormalTok"/>
+        </w:rPr>
+        <w:t xml:space="preserve">    x_coordinates </w:t>
+      </w:r>
+      <w:r>
+        <w:rPr>
+          <w:rStyle w:val="OperatorTok"/>
+        </w:rPr>
+        <w:t>=</w:t>
+      </w:r>
+      <w:r>
+        <w:rPr>
+          <w:rStyle w:val="NormalTok"/>
+        </w:rPr>
+        <w:t xml:space="preserve"> [point[</w:t>
+      </w:r>
+      <w:r>
+        <w:rPr>
+          <w:rStyle w:val="DecValTok"/>
+        </w:rPr>
+        <w:t>0</w:t>
+      </w:r>
+      <w:r>
+        <w:rPr>
+          <w:rStyle w:val="NormalTok"/>
+        </w:rPr>
+        <w:t xml:space="preserve">] </w:t>
+      </w:r>
+      <w:r>
+        <w:rPr>
+          <w:rStyle w:val="ControlFlowTok"/>
+        </w:rPr>
+        <w:t>for</w:t>
+      </w:r>
+      <w:r>
+        <w:rPr>
+          <w:rStyle w:val="NormalTok"/>
+        </w:rPr>
+        <w:t xml:space="preserve"> point </w:t>
+      </w:r>
+      <w:r>
+        <w:rPr>
+          <w:rStyle w:val="KeywordTok"/>
+        </w:rPr>
+        <w:t>in</w:t>
+      </w:r>
+      <w:r>
+        <w:rPr>
+          <w:rStyle w:val="NormalTok"/>
+        </w:rPr>
+        <w:t xml:space="preserve"> points]</w:t>
+      </w:r>
+      <w:r>
+        <w:br/>
+      </w:r>
+      <w:r>
+        <w:rPr>
+          <w:rStyle w:val="NormalTok"/>
+        </w:rPr>
+        <w:t xml:space="preserve">    y_coordinates </w:t>
+      </w:r>
+      <w:r>
+        <w:rPr>
+          <w:rStyle w:val="OperatorTok"/>
+        </w:rPr>
+        <w:t>=</w:t>
+      </w:r>
+      <w:r>
+        <w:rPr>
+          <w:rStyle w:val="NormalTok"/>
+        </w:rPr>
+        <w:t xml:space="preserve"> [point[</w:t>
+      </w:r>
+      <w:r>
+        <w:rPr>
+          <w:rStyle w:val="DecValTok"/>
+        </w:rPr>
+        <w:t>1</w:t>
+      </w:r>
+      <w:r>
+        <w:rPr>
+          <w:rStyle w:val="NormalTok"/>
+        </w:rPr>
+        <w:t xml:space="preserve">] </w:t>
+      </w:r>
+      <w:r>
+        <w:rPr>
+          <w:rStyle w:val="ControlFlowTok"/>
+        </w:rPr>
+        <w:t>for</w:t>
+      </w:r>
+      <w:r>
+        <w:rPr>
+          <w:rStyle w:val="NormalTok"/>
+        </w:rPr>
+        <w:t xml:space="preserve"> point </w:t>
+      </w:r>
+      <w:r>
+        <w:rPr>
+          <w:rStyle w:val="KeywordTok"/>
+        </w:rPr>
+        <w:t>in</w:t>
+      </w:r>
+      <w:r>
+        <w:rPr>
+          <w:rStyle w:val="NormalTok"/>
+        </w:rPr>
+        <w:t xml:space="preserve"> points]</w:t>
+      </w:r>
+      <w:r>
+        <w:br/>
+      </w:r>
+      <w:r>
+        <w:br/>
+      </w:r>
+      <w:r>
+        <w:rPr>
+          <w:rStyle w:val="NormalTok"/>
+        </w:rPr>
+        <w:t xml:space="preserve">    </w:t>
+      </w:r>
+      <w:r>
+        <w:rPr>
+          <w:rStyle w:val="CommentTok"/>
+        </w:rPr>
+        <w:t># plt.plot(x_coordinates, y_coordinates, marker="o", linestyle="None")</w:t>
+      </w:r>
+      <w:r>
+        <w:br/>
+      </w:r>
+      <w:r>
+        <w:rPr>
+          <w:rStyle w:val="NormalTok"/>
+        </w:rPr>
+        <w:t xml:space="preserve">    </w:t>
+      </w:r>
+      <w:r>
+        <w:rPr>
+          <w:rStyle w:val="CommentTok"/>
+        </w:rPr>
+        <w:t># plt.title("Ellipse Drawing Algorithm")</w:t>
+      </w:r>
+      <w:r>
+        <w:br/>
+      </w:r>
+      <w:r>
+        <w:rPr>
+          <w:rStyle w:val="NormalTok"/>
+        </w:rPr>
+        <w:t xml:space="preserve">    </w:t>
+      </w:r>
+      <w:r>
+        <w:rPr>
+          <w:rStyle w:val="CommentTok"/>
+        </w:rPr>
+        <w:t># plt.xlabel("X-axis")</w:t>
+      </w:r>
+      <w:r>
+        <w:br/>
+      </w:r>
+      <w:r>
+        <w:rPr>
+          <w:rStyle w:val="NormalTok"/>
+        </w:rPr>
+        <w:t xml:space="preserve">    </w:t>
+      </w:r>
+      <w:r>
+        <w:rPr>
+          <w:rStyle w:val="CommentTok"/>
+        </w:rPr>
+        <w:t># plt.ylabel("Y-axis")</w:t>
+      </w:r>
+      <w:r>
+        <w:br/>
+      </w:r>
+      <w:r>
+        <w:rPr>
+          <w:rStyle w:val="NormalTok"/>
+        </w:rPr>
+        <w:t xml:space="preserve">    </w:t>
+      </w:r>
+      <w:r>
+        <w:rPr>
+          <w:rStyle w:val="CommentTok"/>
+        </w:rPr>
+        <w:t># plt.grid(True)</w:t>
+      </w:r>
+      <w:r>
+        <w:br/>
+      </w:r>
+      <w:r>
+        <w:rPr>
+          <w:rStyle w:val="NormalTok"/>
+        </w:rPr>
+        <w:t xml:space="preserve">    </w:t>
+      </w:r>
+      <w:r>
+        <w:rPr>
+          <w:rStyle w:val="CommentTok"/>
+        </w:rPr>
+        <w:t># plt.axis("equal")</w:t>
+      </w:r>
+      <w:r>
+        <w:br/>
+      </w:r>
+      <w:r>
+        <w:rPr>
+          <w:rStyle w:val="NormalTok"/>
+        </w:rPr>
+        <w:t xml:space="preserve">    </w:t>
+      </w:r>
+      <w:r>
+        <w:rPr>
+          <w:rStyle w:val="CommentTok"/>
+        </w:rPr>
+        <w:t># plt.savefig("Exp5_Output.png")</w:t>
+      </w:r>
+      <w:r>
+        <w:br/>
+      </w:r>
+      <w:r>
+        <w:rPr>
+          <w:rStyle w:val="NormalTok"/>
+        </w:rPr>
+        <w:t xml:space="preserve">    </w:t>
+      </w:r>
+      <w:r>
+        <w:rPr>
+          <w:rStyle w:val="CommentTok"/>
+        </w:rPr>
+        <w:t># plt.show()</w:t>
+      </w:r>
+      <w:r>
+        <w:br/>
+      </w:r>
+      <w:r>
+        <w:rPr>
+          <w:rStyle w:val="NormalTok"/>
+        </w:rPr>
+        <w:t xml:space="preserve">    plt.plot(x_coordinates, y_coordinates, marker</w:t>
+      </w:r>
+      <w:r>
+        <w:rPr>
+          <w:rStyle w:val="OperatorTok"/>
+        </w:rPr>
+        <w:t>=</w:t>
+      </w:r>
+      <w:r>
+        <w:rPr>
+          <w:rStyle w:val="StringTok"/>
+        </w:rPr>
+        <w:t>"o"</w:t>
+      </w:r>
+      <w:r>
+        <w:rPr>
+          <w:rStyle w:val="NormalTok"/>
+        </w:rPr>
+        <w:t>, linestyle</w:t>
+      </w:r>
+      <w:r>
+        <w:rPr>
+          <w:rStyle w:val="OperatorTok"/>
+        </w:rPr>
+        <w:t>=</w:t>
+      </w:r>
+      <w:r>
+        <w:rPr>
+          <w:rStyle w:val="StringTok"/>
+        </w:rPr>
+        <w:t>"None"</w:t>
+      </w:r>
+      <w:r>
+        <w:rPr>
+          <w:rStyle w:val="NormalTok"/>
+        </w:rPr>
+        <w:t>)</w:t>
+      </w:r>
+      <w:r>
+        <w:br/>
+      </w:r>
+      <w:r>
+        <w:br/>
+      </w:r>
+      <w:r>
+        <w:rPr>
+          <w:rStyle w:val="NormalTok"/>
+        </w:rPr>
+        <w:t xml:space="preserve">    plt.scatter(xc, yc, color</w:t>
+      </w:r>
+      <w:r>
+        <w:rPr>
+          <w:rStyle w:val="OperatorTok"/>
+        </w:rPr>
+        <w:t>=</w:t>
+      </w:r>
+      <w:r>
+        <w:rPr>
+          <w:rStyle w:val="StringTok"/>
+        </w:rPr>
+        <w:t>"black"</w:t>
+      </w:r>
+      <w:r>
+        <w:rPr>
+          <w:rStyle w:val="NormalTok"/>
+        </w:rPr>
+        <w:t>, marker</w:t>
+      </w:r>
+      <w:r>
+        <w:rPr>
+          <w:rStyle w:val="OperatorTok"/>
+        </w:rPr>
+        <w:t>=</w:t>
+      </w:r>
+      <w:r>
+        <w:rPr>
+          <w:rStyle w:val="StringTok"/>
+        </w:rPr>
+        <w:t>"x"</w:t>
+      </w:r>
+      <w:r>
+        <w:rPr>
+          <w:rStyle w:val="NormalTok"/>
+        </w:rPr>
+        <w:t>, s</w:t>
+      </w:r>
+      <w:r>
+        <w:rPr>
+          <w:rStyle w:val="OperatorTok"/>
+        </w:rPr>
+        <w:t>=</w:t>
+      </w:r>
+      <w:r>
+        <w:rPr>
+          <w:rStyle w:val="DecValTok"/>
+        </w:rPr>
+        <w:t>100</w:t>
+      </w:r>
+      <w:r>
+        <w:rPr>
+          <w:rStyle w:val="NormalTok"/>
+        </w:rPr>
+        <w:t>, label</w:t>
+      </w:r>
+      <w:r>
+        <w:rPr>
+          <w:rStyle w:val="OperatorTok"/>
+        </w:rPr>
+        <w:t>=</w:t>
+      </w:r>
+      <w:r>
+        <w:rPr>
+          <w:rStyle w:val="StringTok"/>
+        </w:rPr>
+        <w:t>"Center"</w:t>
+      </w:r>
+      <w:r>
+        <w:rPr>
+          <w:rStyle w:val="NormalTok"/>
+        </w:rPr>
+        <w:t>)</w:t>
+      </w:r>
+      <w:r>
+        <w:br/>
+      </w:r>
+      <w:r>
+        <w:rPr>
+          <w:rStyle w:val="NormalTok"/>
+        </w:rPr>
+        <w:t xml:space="preserve">    plt.text(xc </w:t>
+      </w:r>
+      <w:r>
+        <w:rPr>
+          <w:rStyle w:val="OperatorTok"/>
+        </w:rPr>
+        <w:t>+</w:t>
+      </w:r>
+      <w:r>
+        <w:rPr>
+          <w:rStyle w:val="NormalTok"/>
+        </w:rPr>
+        <w:t xml:space="preserve"> </w:t>
+      </w:r>
+      <w:r>
+        <w:rPr>
+          <w:rStyle w:val="FloatTok"/>
+        </w:rPr>
+        <w:t>0.5</w:t>
+      </w:r>
+      <w:r>
+        <w:rPr>
+          <w:rStyle w:val="NormalTok"/>
+        </w:rPr>
+        <w:t xml:space="preserve">, yc </w:t>
+      </w:r>
+      <w:r>
+        <w:rPr>
+          <w:rStyle w:val="OperatorTok"/>
+        </w:rPr>
+        <w:t>+</w:t>
+      </w:r>
+      <w:r>
+        <w:rPr>
+          <w:rStyle w:val="NormalTok"/>
+        </w:rPr>
+        <w:t xml:space="preserve"> </w:t>
+      </w:r>
+      <w:r>
+        <w:rPr>
+          <w:rStyle w:val="FloatTok"/>
+        </w:rPr>
+        <w:t>0.5</w:t>
+      </w:r>
+      <w:r>
+        <w:rPr>
+          <w:rStyle w:val="NormalTok"/>
+        </w:rPr>
+        <w:t xml:space="preserve">, </w:t>
+      </w:r>
+      <w:r>
+        <w:rPr>
+          <w:rStyle w:val="SpecialStringTok"/>
+        </w:rPr>
+        <w:t>f"Center (</w:t>
+      </w:r>
+      <w:r>
+        <w:rPr>
+          <w:rStyle w:val="SpecialCharTok"/>
+        </w:rPr>
+        <w:t>{</w:t>
+      </w:r>
+      <w:r>
+        <w:rPr>
+          <w:rStyle w:val="NormalTok"/>
+        </w:rPr>
+        <w:t>xc</w:t>
+      </w:r>
+      <w:r>
+        <w:rPr>
+          <w:rStyle w:val="SpecialCharTok"/>
+        </w:rPr>
+        <w:t>}</w:t>
+      </w:r>
+      <w:r>
+        <w:rPr>
+          <w:rStyle w:val="SpecialStringTok"/>
+        </w:rPr>
+        <w:t xml:space="preserve">, </w:t>
+      </w:r>
+      <w:r>
+        <w:rPr>
+          <w:rStyle w:val="SpecialCharTok"/>
+        </w:rPr>
+        <w:t>{</w:t>
+      </w:r>
+      <w:r>
+        <w:rPr>
+          <w:rStyle w:val="NormalTok"/>
+        </w:rPr>
+        <w:t>yc</w:t>
+      </w:r>
+      <w:r>
+        <w:rPr>
+          <w:rStyle w:val="SpecialCharTok"/>
+        </w:rPr>
+        <w:t>}</w:t>
+      </w:r>
+      <w:r>
+        <w:rPr>
+          <w:rStyle w:val="SpecialStringTok"/>
+        </w:rPr>
+        <w:t>)"</w:t>
+      </w:r>
+      <w:r>
+        <w:rPr>
+          <w:rStyle w:val="NormalTok"/>
+        </w:rPr>
+        <w:t>)</w:t>
+      </w:r>
+      <w:r>
+        <w:br/>
+      </w:r>
+      <w:r>
+        <w:br/>
+      </w:r>
+      <w:r>
+        <w:rPr>
+          <w:rStyle w:val="NormalTok"/>
+        </w:rPr>
+        <w:t xml:space="preserve">    plt.title(</w:t>
+      </w:r>
+      <w:r>
+        <w:rPr>
+          <w:rStyle w:val="StringTok"/>
+        </w:rPr>
+        <w:t>"Ellipse Drawing Algorithm"</w:t>
+      </w:r>
+      <w:r>
+        <w:rPr>
+          <w:rStyle w:val="NormalTok"/>
+        </w:rPr>
+        <w:t>)</w:t>
+      </w:r>
+      <w:r>
+        <w:br/>
+      </w:r>
+      <w:r>
+        <w:rPr>
+          <w:rStyle w:val="NormalTok"/>
+        </w:rPr>
+        <w:t xml:space="preserve">    plt.xlabel(</w:t>
+      </w:r>
+      <w:r>
+        <w:rPr>
+          <w:rStyle w:val="StringTok"/>
+        </w:rPr>
+        <w:t>"X-axis"</w:t>
+      </w:r>
+      <w:r>
+        <w:rPr>
+          <w:rStyle w:val="NormalTok"/>
+        </w:rPr>
+        <w:t>)</w:t>
+      </w:r>
+      <w:r>
+        <w:br/>
+      </w:r>
+      <w:r>
+        <w:rPr>
+          <w:rStyle w:val="NormalTok"/>
+        </w:rPr>
+        <w:t xml:space="preserve">    plt.ylabel(</w:t>
+      </w:r>
+      <w:r>
+        <w:rPr>
+          <w:rStyle w:val="StringTok"/>
+        </w:rPr>
+        <w:t>"Y-axis"</w:t>
+      </w:r>
+      <w:r>
+        <w:rPr>
+          <w:rStyle w:val="NormalTok"/>
+        </w:rPr>
+        <w:t>)</w:t>
+      </w:r>
+      <w:r>
+        <w:br/>
+      </w:r>
+      <w:r>
+        <w:rPr>
+          <w:rStyle w:val="NormalTok"/>
+        </w:rPr>
+        <w:t xml:space="preserve">    plt.grid(</w:t>
+      </w:r>
+      <w:r>
+        <w:rPr>
+          <w:rStyle w:val="VariableTok"/>
+        </w:rPr>
+        <w:t>True</w:t>
+      </w:r>
+      <w:r>
+        <w:rPr>
+          <w:rStyle w:val="NormalTok"/>
+        </w:rPr>
+        <w:t>)</w:t>
+      </w:r>
+      <w:r>
+        <w:br/>
+      </w:r>
+      <w:r>
+        <w:rPr>
+          <w:rStyle w:val="NormalTok"/>
+        </w:rPr>
+        <w:t xml:space="preserve">    plt.axis(</w:t>
+      </w:r>
+      <w:r>
+        <w:rPr>
+          <w:rStyle w:val="StringTok"/>
+        </w:rPr>
+        <w:t>"equal"</w:t>
+      </w:r>
+      <w:r>
+        <w:rPr>
+          <w:rStyle w:val="NormalTok"/>
+        </w:rPr>
+        <w:t>)</w:t>
+      </w:r>
+      <w:r>
+        <w:br/>
+      </w:r>
+      <w:r>
+        <w:rPr>
+          <w:rStyle w:val="NormalTok"/>
+        </w:rPr>
+        <w:t xml:space="preserve">    plt.legend()</w:t>
+      </w:r>
+      <w:r>
+        <w:br/>
+      </w:r>
+      <w:r>
+        <w:rPr>
+          <w:rStyle w:val="NormalTok"/>
+        </w:rPr>
+        <w:t xml:space="preserve">    plt.savefig(</w:t>
+      </w:r>
+      <w:r>
+        <w:rPr>
+          <w:rStyle w:val="StringTok"/>
+        </w:rPr>
+        <w:t>"Exp5_Output.png"</w:t>
+      </w:r>
+      <w:r>
+        <w:rPr>
+          <w:rStyle w:val="NormalTok"/>
+        </w:rPr>
+        <w:t>)</w:t>
+      </w:r>
+      <w:r>
+        <w:br/>
+      </w:r>
+      <w:r>
+        <w:rPr>
+          <w:rStyle w:val="NormalTok"/>
+        </w:rPr>
+        <w:t xml:space="preserve">    plt.show()</w:t>
+      </w:r>
+      <w:r>
+        <w:br/>
+      </w:r>
+    </w:p>
+    <w:p>
+      <w:pPr>
+        <w:rPr>
+          <w:rFonts w:ascii="Consolas" w:hAnsi="Consolas"/>
+          <w:i/>
+          <w:color w:val="60A0B0"/>
+          <w:sz w:val="22"/>
+        </w:rPr>
+      </w:pPr>
+      <w:r>
+        <w:rPr>
+          <w:rStyle w:val="CommentTok"/>
+        </w:rPr>
+        <w:t># Example</w:t>
+      </w:r>
+      <w:r>
+        <w:br/>
+      </w:r>
+      <w:r>
+        <w:rPr>
+          <w:rStyle w:val="NormalTok"/>
+        </w:rPr>
+        <w:t>ellipse_drawing(</w:t>
+      </w:r>
+      <w:r>
+        <w:rPr>
+          <w:rStyle w:val="DecValTok"/>
+        </w:rPr>
+        <w:t>20</w:t>
+      </w:r>
+      <w:r>
+        <w:rPr>
+          <w:rStyle w:val="NormalTok"/>
+        </w:rPr>
+        <w:t xml:space="preserve">, </w:t>
+      </w:r>
+      <w:r>
+        <w:rPr>
+          <w:rStyle w:val="DecValTok"/>
+        </w:rPr>
+        <w:t>20</w:t>
+      </w:r>
+      <w:r>
+        <w:rPr>
+          <w:rStyle w:val="NormalTok"/>
+        </w:rPr>
+        <w:t xml:space="preserve">, </w:t>
+      </w:r>
+      <w:r>
+        <w:rPr>
+          <w:rStyle w:val="DecValTok"/>
+        </w:rPr>
+        <w:t>10</w:t>
+      </w:r>
+      <w:r>
+        <w:rPr>
+          <w:rStyle w:val="NormalTok"/>
+        </w:rPr>
+        <w:t xml:space="preserve">, </w:t>
+      </w:r>
+      <w:r>
+        <w:rPr>
+          <w:rStyle w:val="DecValTok"/>
+        </w:rPr>
+        <w:t>15</w:t>
+      </w:r>
+      <w:r>
+        <w:rPr>
+          <w:rStyle w:val="NormalTok"/>
+        </w:rPr>
+        <w:t>)</w:t>
+      </w:r>
+    </w:p>
+    <w:p>
+      <w:pPr>
+        <w:rPr>
+          <w:rStyle w:val="VerbatimChar"/>
+        </w:rPr>
+      </w:pPr>
+      <w:r>
+        <w:rPr>
+          <w:rStyle w:val="VerbatimChar"/>
+        </w:rPr>
+        <w:br w:type="page"/>
+      </w:r>
+    </w:p>
+    <w:p>
+      <w:pPr>
+        <w:pStyle w:val="SourceCode"/>
+      </w:pPr>
+      <w:r>
+        <w:rPr>
+          <w:rStyle w:val="VerbatimChar"/>
+        </w:rPr>
         <w:lastRenderedPageBreak/>
-        <w:t xml:space="preserve">        </w:t>
-      </w:r>
-      <w:r>
-        <w:rPr>
-          <w:rStyle w:val="ControlFlowTok"/>
-        </w:rPr>
-        <w:t>else</w:t>
-      </w:r>
-      <w:r>
-        <w:rPr>
-          <w:rStyle w:val="NormalTok"/>
-        </w:rPr>
-        <w:t>:</w:t>
-      </w:r>
-      <w:r>
-        <w:br/>
-      </w:r>
-      <w:r>
-        <w:rPr>
-          <w:rStyle w:val="NormalTok"/>
-        </w:rPr>
-        <w:t xml:space="preserve">            x </w:t>
-      </w:r>
-      <w:r>
-        <w:rPr>
-          <w:rStyle w:val="OperatorTok"/>
-        </w:rPr>
-        <w:t>+=</w:t>
-      </w:r>
-      <w:r>
-        <w:rPr>
-          <w:rStyle w:val="NormalTok"/>
-        </w:rPr>
-        <w:t xml:space="preserve"> </w:t>
-      </w:r>
-      <w:r>
-        <w:rPr>
-          <w:rStyle w:val="DecValTok"/>
-        </w:rPr>
-        <w:t>1</w:t>
-      </w:r>
-      <w:r>
-        <w:br/>
-      </w:r>
-      <w:r>
-        <w:rPr>
-          <w:rStyle w:val="NormalTok"/>
-        </w:rPr>
-        <w:t xml:space="preserve">            p2 </w:t>
-      </w:r>
-      <w:r>
-        <w:rPr>
-          <w:rStyle w:val="OperatorTok"/>
-        </w:rPr>
-        <w:t>=</w:t>
-      </w:r>
-      <w:r>
-        <w:rPr>
-          <w:rStyle w:val="NormalTok"/>
-        </w:rPr>
-        <w:t xml:space="preserve"> p2 </w:t>
-      </w:r>
-      <w:r>
-        <w:rPr>
-          <w:rStyle w:val="OperatorTok"/>
-        </w:rPr>
-        <w:t>+</w:t>
-      </w:r>
-      <w:r>
-        <w:rPr>
-          <w:rStyle w:val="NormalTok"/>
-        </w:rPr>
-        <w:t xml:space="preserve"> (</w:t>
-      </w:r>
-      <w:r>
-        <w:rPr>
-          <w:rStyle w:val="DecValTok"/>
-        </w:rPr>
-        <w:t>2</w:t>
-      </w:r>
-      <w:r>
-        <w:rPr>
-          <w:rStyle w:val="NormalTok"/>
-        </w:rPr>
-        <w:t xml:space="preserve"> </w:t>
-      </w:r>
-      <w:r>
-        <w:rPr>
-          <w:rStyle w:val="OperatorTok"/>
-        </w:rPr>
-        <w:t>*</w:t>
-      </w:r>
-      <w:r>
-        <w:rPr>
-          <w:rStyle w:val="NormalTok"/>
-        </w:rPr>
-        <w:t xml:space="preserve"> ry2 </w:t>
-      </w:r>
-      <w:r>
-        <w:rPr>
-          <w:rStyle w:val="OperatorTok"/>
-        </w:rPr>
-        <w:t>*</w:t>
-      </w:r>
-      <w:r>
-        <w:rPr>
-          <w:rStyle w:val="NormalTok"/>
-        </w:rPr>
-        <w:t xml:space="preserve"> x) </w:t>
-      </w:r>
-      <w:r>
-        <w:rPr>
-          <w:rStyle w:val="OperatorTok"/>
-        </w:rPr>
-        <w:t>-</w:t>
-      </w:r>
-      <w:r>
-        <w:rPr>
-          <w:rStyle w:val="NormalTok"/>
-        </w:rPr>
-        <w:t xml:space="preserve"> (</w:t>
-      </w:r>
-      <w:r>
-        <w:rPr>
-          <w:rStyle w:val="DecValTok"/>
-        </w:rPr>
-        <w:t>2</w:t>
-      </w:r>
-      <w:r>
-        <w:rPr>
-          <w:rStyle w:val="NormalTok"/>
-        </w:rPr>
-        <w:t xml:space="preserve"> </w:t>
-      </w:r>
-      <w:r>
-        <w:rPr>
-          <w:rStyle w:val="OperatorTok"/>
-        </w:rPr>
-        <w:t>*</w:t>
-      </w:r>
-      <w:r>
-        <w:rPr>
-          <w:rStyle w:val="NormalTok"/>
-        </w:rPr>
-        <w:t xml:space="preserve"> rx2 </w:t>
-      </w:r>
-      <w:r>
-        <w:rPr>
-          <w:rStyle w:val="OperatorTok"/>
-        </w:rPr>
-        <w:t>*</w:t>
-      </w:r>
-      <w:r>
-        <w:rPr>
-          <w:rStyle w:val="NormalTok"/>
-        </w:rPr>
-        <w:t xml:space="preserve"> y) </w:t>
-      </w:r>
-      <w:r>
-        <w:rPr>
-          <w:rStyle w:val="OperatorTok"/>
-        </w:rPr>
-        <w:t>+</w:t>
-      </w:r>
-      <w:r>
-        <w:rPr>
-          <w:rStyle w:val="NormalTok"/>
-        </w:rPr>
-        <w:t xml:space="preserve"> rx2</w:t>
-      </w:r>
-      <w:r>
-        <w:br/>
-      </w:r>
-      <w:r>
-        <w:br/>
-      </w:r>
-      <w:r>
-        <w:rPr>
-          <w:rStyle w:val="NormalTok"/>
-        </w:rPr>
-        <w:t xml:space="preserve">        plot_ellipse_points(xc, yc, x, y, points)</w:t>
-      </w:r>
-      <w:r>
-        <w:br/>
-      </w:r>
-      <w:r>
-        <w:br/>
-      </w:r>
-      <w:r>
-        <w:rPr>
-          <w:rStyle w:val="NormalTok"/>
-        </w:rPr>
-        <w:t xml:space="preserve">    points </w:t>
-      </w:r>
-      <w:r>
-        <w:rPr>
-          <w:rStyle w:val="OperatorTok"/>
-        </w:rPr>
-        <w:t>=</w:t>
-      </w:r>
-      <w:r>
-        <w:rPr>
-          <w:rStyle w:val="NormalTok"/>
-        </w:rPr>
-        <w:t xml:space="preserve"> </w:t>
-      </w:r>
-      <w:r>
-        <w:rPr>
-          <w:rStyle w:val="BuiltInTok"/>
-        </w:rPr>
-        <w:t>list</w:t>
-      </w:r>
-      <w:r>
-        <w:rPr>
-          <w:rStyle w:val="NormalTok"/>
-        </w:rPr>
-        <w:t>(</w:t>
-      </w:r>
-      <w:r>
-        <w:rPr>
-          <w:rStyle w:val="BuiltInTok"/>
-        </w:rPr>
-        <w:t>set</w:t>
-      </w:r>
-      <w:r>
-        <w:rPr>
-          <w:rStyle w:val="NormalTok"/>
-        </w:rPr>
-        <w:t>(points))</w:t>
-      </w:r>
-      <w:r>
-        <w:br/>
-      </w:r>
-      <w:r>
-        <w:rPr>
-          <w:rStyle w:val="NormalTok"/>
-        </w:rPr>
-        <w:t xml:space="preserve">    points.sort()</w:t>
-      </w:r>
-      <w:r>
-        <w:br/>
-      </w:r>
-      <w:r>
-        <w:br/>
-      </w:r>
-      <w:r>
-        <w:rPr>
-          <w:rStyle w:val="NormalTok"/>
-        </w:rPr>
-        <w:t xml:space="preserve">    </w:t>
-      </w:r>
-      <w:r>
-        <w:rPr>
-          <w:rStyle w:val="BuiltInTok"/>
-        </w:rPr>
-        <w:t>print</w:t>
-      </w:r>
-      <w:r>
-        <w:rPr>
-          <w:rStyle w:val="NormalTok"/>
-        </w:rPr>
-        <w:t>(</w:t>
-      </w:r>
-      <w:r>
-        <w:rPr>
-          <w:rStyle w:val="StringTok"/>
-        </w:rPr>
-        <w:t>"Generated Coordinates:"</w:t>
-      </w:r>
-      <w:r>
-        <w:rPr>
-          <w:rStyle w:val="NormalTok"/>
-        </w:rPr>
-        <w:t>, points)</w:t>
-      </w:r>
-      <w:r>
-        <w:br/>
-      </w:r>
-      <w:r>
-        <w:br/>
-      </w:r>
-      <w:r>
-        <w:rPr>
-          <w:rStyle w:val="NormalTok"/>
-        </w:rPr>
-        <w:t xml:space="preserve">    x_coordinates </w:t>
-      </w:r>
-      <w:r>
-        <w:rPr>
-          <w:rStyle w:val="OperatorTok"/>
-        </w:rPr>
-        <w:t>=</w:t>
-      </w:r>
-      <w:r>
-        <w:rPr>
-          <w:rStyle w:val="NormalTok"/>
-        </w:rPr>
-        <w:t xml:space="preserve"> [point[</w:t>
-      </w:r>
-      <w:r>
-        <w:rPr>
-          <w:rStyle w:val="DecValTok"/>
-        </w:rPr>
-        <w:t>0</w:t>
-      </w:r>
-      <w:r>
-        <w:rPr>
-          <w:rStyle w:val="NormalTok"/>
-        </w:rPr>
-        <w:t xml:space="preserve">] </w:t>
-      </w:r>
-      <w:r>
-        <w:rPr>
-          <w:rStyle w:val="ControlFlowTok"/>
-        </w:rPr>
-        <w:t>for</w:t>
-      </w:r>
-      <w:r>
-        <w:rPr>
-          <w:rStyle w:val="NormalTok"/>
-        </w:rPr>
-        <w:t xml:space="preserve"> point </w:t>
-      </w:r>
-      <w:r>
-        <w:rPr>
-          <w:rStyle w:val="KeywordTok"/>
-        </w:rPr>
-        <w:t>in</w:t>
-      </w:r>
-      <w:r>
-        <w:rPr>
-          <w:rStyle w:val="NormalTok"/>
-        </w:rPr>
-        <w:t xml:space="preserve"> points]</w:t>
-      </w:r>
-      <w:r>
-        <w:br/>
-      </w:r>
-      <w:r>
-        <w:rPr>
-          <w:rStyle w:val="NormalTok"/>
-        </w:rPr>
-        <w:t xml:space="preserve">    y_coordinates </w:t>
-      </w:r>
-      <w:r>
-        <w:rPr>
-          <w:rStyle w:val="OperatorTok"/>
-        </w:rPr>
-        <w:t>=</w:t>
-      </w:r>
-      <w:r>
-        <w:rPr>
-          <w:rStyle w:val="NormalTok"/>
-        </w:rPr>
-        <w:t xml:space="preserve"> [point[</w:t>
-      </w:r>
-      <w:r>
-        <w:rPr>
-          <w:rStyle w:val="DecValTok"/>
-        </w:rPr>
-        <w:t>1</w:t>
-      </w:r>
-      <w:r>
-        <w:rPr>
-          <w:rStyle w:val="NormalTok"/>
-        </w:rPr>
-        <w:t xml:space="preserve">] </w:t>
-      </w:r>
-      <w:r>
-        <w:rPr>
-          <w:rStyle w:val="ControlFlowTok"/>
-        </w:rPr>
-        <w:t>for</w:t>
-      </w:r>
-      <w:r>
-        <w:rPr>
-          <w:rStyle w:val="NormalTok"/>
-        </w:rPr>
-        <w:t xml:space="preserve"> point </w:t>
-      </w:r>
-      <w:r>
-        <w:rPr>
-          <w:rStyle w:val="KeywordTok"/>
-        </w:rPr>
-        <w:t>in</w:t>
-      </w:r>
-      <w:r>
-        <w:rPr>
-          <w:rStyle w:val="NormalTok"/>
-        </w:rPr>
-        <w:t xml:space="preserve"> points]</w:t>
-      </w:r>
-      <w:r>
-        <w:br/>
-      </w:r>
-      <w:r>
-        <w:br/>
-      </w:r>
-      <w:r>
-        <w:rPr>
-          <w:rStyle w:val="NormalTok"/>
-        </w:rPr>
-        <w:t xml:space="preserve">    </w:t>
-      </w:r>
-      <w:r>
-        <w:rPr>
-          <w:rStyle w:val="CommentTok"/>
-        </w:rPr>
-        <w:t># plt.plot(x_coordinates, y_coordinates, marker="o", linestyle="None")</w:t>
-      </w:r>
-      <w:r>
-        <w:br/>
-      </w:r>
-      <w:r>
-        <w:rPr>
-          <w:rStyle w:val="NormalTok"/>
-        </w:rPr>
-        <w:t xml:space="preserve">    </w:t>
-      </w:r>
-      <w:r>
-        <w:rPr>
-          <w:rStyle w:val="CommentTok"/>
-        </w:rPr>
-        <w:t># plt.title("Ellipse Drawing Algorithm")</w:t>
-      </w:r>
-      <w:r>
-        <w:br/>
-      </w:r>
-      <w:r>
-        <w:rPr>
-          <w:rStyle w:val="NormalTok"/>
-        </w:rPr>
-        <w:t xml:space="preserve">    </w:t>
-      </w:r>
-      <w:r>
-        <w:rPr>
-          <w:rStyle w:val="CommentTok"/>
-        </w:rPr>
-        <w:t># plt.xlabel("X-axis")</w:t>
-      </w:r>
-      <w:r>
-        <w:br/>
-      </w:r>
-      <w:r>
-        <w:rPr>
-          <w:rStyle w:val="NormalTok"/>
-        </w:rPr>
-        <w:t xml:space="preserve">    </w:t>
-      </w:r>
-      <w:r>
-        <w:rPr>
-          <w:rStyle w:val="CommentTok"/>
-        </w:rPr>
-        <w:t># plt.ylabel("Y-axis")</w:t>
-      </w:r>
-      <w:r>
-        <w:br/>
-      </w:r>
-      <w:r>
-        <w:rPr>
-          <w:rStyle w:val="NormalTok"/>
-        </w:rPr>
-        <w:t xml:space="preserve">    </w:t>
-      </w:r>
-      <w:r>
-        <w:rPr>
-          <w:rStyle w:val="CommentTok"/>
-        </w:rPr>
-        <w:t># plt.grid(True)</w:t>
-      </w:r>
-      <w:r>
-        <w:br/>
-      </w:r>
-      <w:r>
-        <w:rPr>
-          <w:rStyle w:val="NormalTok"/>
-        </w:rPr>
-        <w:t xml:space="preserve">    </w:t>
-      </w:r>
-      <w:r>
-        <w:rPr>
-          <w:rStyle w:val="CommentTok"/>
-        </w:rPr>
-        <w:t># plt.axis("equal")</w:t>
-      </w:r>
-      <w:r>
-        <w:br/>
-      </w:r>
-      <w:r>
-        <w:rPr>
-          <w:rStyle w:val="NormalTok"/>
-        </w:rPr>
-        <w:t xml:space="preserve">    </w:t>
-      </w:r>
-      <w:r>
-        <w:rPr>
-          <w:rStyle w:val="CommentTok"/>
-        </w:rPr>
-        <w:t># plt.savefig("Exp5_Output.png")</w:t>
-      </w:r>
-      <w:r>
-        <w:br/>
-      </w:r>
-      <w:r>
-        <w:rPr>
-          <w:rStyle w:val="NormalTok"/>
-        </w:rPr>
-        <w:t xml:space="preserve">    </w:t>
-      </w:r>
-      <w:r>
-        <w:rPr>
-          <w:rStyle w:val="CommentTok"/>
-        </w:rPr>
-        <w:t># plt.show()</w:t>
-      </w:r>
-      <w:r>
-        <w:br/>
-      </w:r>
-      <w:r>
-        <w:rPr>
-          <w:rStyle w:val="NormalTok"/>
-        </w:rPr>
-        <w:t xml:space="preserve">    plt.plot(x_coordinates, y_coordinates, marker</w:t>
-      </w:r>
-      <w:r>
-        <w:rPr>
-          <w:rStyle w:val="OperatorTok"/>
-        </w:rPr>
-        <w:t>=</w:t>
-      </w:r>
-      <w:r>
-        <w:rPr>
-          <w:rStyle w:val="StringTok"/>
-        </w:rPr>
-        <w:t>"o"</w:t>
-      </w:r>
-      <w:r>
-        <w:rPr>
-          <w:rStyle w:val="NormalTok"/>
-        </w:rPr>
-        <w:t>, linestyle</w:t>
-      </w:r>
-      <w:r>
-        <w:rPr>
-          <w:rStyle w:val="OperatorTok"/>
-        </w:rPr>
-        <w:t>=</w:t>
-      </w:r>
-      <w:r>
-        <w:rPr>
-          <w:rStyle w:val="StringTok"/>
-        </w:rPr>
-        <w:t>"None"</w:t>
-      </w:r>
-      <w:r>
-        <w:rPr>
-          <w:rStyle w:val="NormalTok"/>
-        </w:rPr>
-        <w:t>)</w:t>
-      </w:r>
-      <w:r>
-        <w:br/>
-      </w:r>
-      <w:r>
-        <w:br/>
-      </w:r>
-      <w:r>
-        <w:rPr>
-          <w:rStyle w:val="NormalTok"/>
-        </w:rPr>
-        <w:t xml:space="preserve">    plt.scatter(xc, yc, color</w:t>
-      </w:r>
-      <w:r>
-        <w:rPr>
-          <w:rStyle w:val="OperatorTok"/>
-        </w:rPr>
-        <w:t>=</w:t>
-      </w:r>
-      <w:r>
-        <w:rPr>
-          <w:rStyle w:val="StringTok"/>
-        </w:rPr>
-        <w:t>"black"</w:t>
-      </w:r>
-      <w:r>
-        <w:rPr>
-          <w:rStyle w:val="NormalTok"/>
-        </w:rPr>
-        <w:t>, marker</w:t>
-      </w:r>
-      <w:r>
-        <w:rPr>
-          <w:rStyle w:val="OperatorTok"/>
-        </w:rPr>
-        <w:t>=</w:t>
-      </w:r>
-      <w:r>
-        <w:rPr>
-          <w:rStyle w:val="StringTok"/>
-        </w:rPr>
-        <w:t>"x"</w:t>
-      </w:r>
-      <w:r>
-        <w:rPr>
-          <w:rStyle w:val="NormalTok"/>
-        </w:rPr>
-        <w:t>, s</w:t>
-      </w:r>
-      <w:r>
-        <w:rPr>
-          <w:rStyle w:val="OperatorTok"/>
-        </w:rPr>
-        <w:t>=</w:t>
-      </w:r>
-      <w:r>
-        <w:rPr>
-          <w:rStyle w:val="DecValTok"/>
-        </w:rPr>
-        <w:t>100</w:t>
-      </w:r>
-      <w:r>
-        <w:rPr>
-          <w:rStyle w:val="NormalTok"/>
-        </w:rPr>
-        <w:t>, label</w:t>
-      </w:r>
-      <w:r>
-        <w:rPr>
-          <w:rStyle w:val="OperatorTok"/>
-        </w:rPr>
-        <w:t>=</w:t>
-      </w:r>
-      <w:r>
-        <w:rPr>
-          <w:rStyle w:val="StringTok"/>
-        </w:rPr>
-        <w:t>"Center"</w:t>
-      </w:r>
-      <w:r>
-        <w:rPr>
-          <w:rStyle w:val="NormalTok"/>
-        </w:rPr>
-        <w:t>)</w:t>
-      </w:r>
-      <w:r>
-        <w:br/>
-      </w:r>
-      <w:r>
-        <w:rPr>
-          <w:rStyle w:val="NormalTok"/>
-        </w:rPr>
-        <w:t xml:space="preserve">    plt.text(xc </w:t>
-      </w:r>
-      <w:r>
-        <w:rPr>
-          <w:rStyle w:val="OperatorTok"/>
-        </w:rPr>
-        <w:t>+</w:t>
-      </w:r>
-      <w:r>
-        <w:rPr>
-          <w:rStyle w:val="NormalTok"/>
-        </w:rPr>
-        <w:t xml:space="preserve"> </w:t>
-      </w:r>
-      <w:r>
-        <w:rPr>
-          <w:rStyle w:val="FloatTok"/>
-        </w:rPr>
-        <w:t>0.5</w:t>
-      </w:r>
-      <w:r>
-        <w:rPr>
-          <w:rStyle w:val="NormalTok"/>
-        </w:rPr>
-        <w:t xml:space="preserve">, yc </w:t>
-      </w:r>
-      <w:r>
-        <w:rPr>
-          <w:rStyle w:val="OperatorTok"/>
-        </w:rPr>
-        <w:t>+</w:t>
-      </w:r>
-      <w:r>
-        <w:rPr>
-          <w:rStyle w:val="NormalTok"/>
-        </w:rPr>
-        <w:t xml:space="preserve"> </w:t>
-      </w:r>
-      <w:r>
-        <w:rPr>
-          <w:rStyle w:val="FloatTok"/>
-        </w:rPr>
-        <w:t>0.5</w:t>
-      </w:r>
-      <w:r>
-        <w:rPr>
-          <w:rStyle w:val="NormalTok"/>
-        </w:rPr>
-        <w:t xml:space="preserve">, </w:t>
-      </w:r>
-      <w:r>
-        <w:rPr>
-          <w:rStyle w:val="SpecialStringTok"/>
-        </w:rPr>
-        <w:t>f"Center (</w:t>
-      </w:r>
-      <w:r>
-        <w:rPr>
-          <w:rStyle w:val="SpecialCharTok"/>
-        </w:rPr>
-        <w:t>{</w:t>
-      </w:r>
-      <w:r>
-        <w:rPr>
-          <w:rStyle w:val="NormalTok"/>
-        </w:rPr>
-        <w:t>xc</w:t>
-      </w:r>
-      <w:r>
-        <w:rPr>
-          <w:rStyle w:val="SpecialCharTok"/>
-        </w:rPr>
-        <w:t>}</w:t>
-      </w:r>
-      <w:r>
-        <w:rPr>
-          <w:rStyle w:val="SpecialStringTok"/>
-        </w:rPr>
-        <w:t xml:space="preserve">, </w:t>
-      </w:r>
-      <w:r>
-        <w:rPr>
-          <w:rStyle w:val="SpecialCharTok"/>
-        </w:rPr>
-        <w:t>{</w:t>
-      </w:r>
-      <w:r>
-        <w:rPr>
-          <w:rStyle w:val="NormalTok"/>
-        </w:rPr>
-        <w:t>yc</w:t>
-      </w:r>
-      <w:r>
-        <w:rPr>
-          <w:rStyle w:val="SpecialCharTok"/>
-        </w:rPr>
-        <w:t>}</w:t>
-      </w:r>
-      <w:r>
-        <w:rPr>
-          <w:rStyle w:val="SpecialStringTok"/>
-        </w:rPr>
-        <w:t>)"</w:t>
-      </w:r>
-      <w:r>
-        <w:rPr>
-          <w:rStyle w:val="NormalTok"/>
-        </w:rPr>
-        <w:t>)</w:t>
-      </w:r>
-      <w:r>
-        <w:br/>
-      </w:r>
-      <w:r>
-        <w:br/>
-      </w:r>
-      <w:r>
-        <w:rPr>
-          <w:rStyle w:val="NormalTok"/>
-        </w:rPr>
-        <w:t xml:space="preserve">    plt.title(</w:t>
-      </w:r>
-      <w:r>
-        <w:rPr>
-          <w:rStyle w:val="StringTok"/>
-        </w:rPr>
-        <w:t>"Ellipse Drawing Algorithm"</w:t>
-      </w:r>
-      <w:r>
-        <w:rPr>
-          <w:rStyle w:val="NormalTok"/>
-        </w:rPr>
-        <w:t>)</w:t>
-      </w:r>
-      <w:r>
-        <w:br/>
-      </w:r>
-      <w:r>
-        <w:rPr>
-          <w:rStyle w:val="NormalTok"/>
-        </w:rPr>
-        <w:t xml:space="preserve">    plt.xlabel(</w:t>
-      </w:r>
-      <w:r>
-        <w:rPr>
-          <w:rStyle w:val="StringTok"/>
-        </w:rPr>
-        <w:t>"X-axis"</w:t>
-      </w:r>
-      <w:r>
-        <w:rPr>
-          <w:rStyle w:val="NormalTok"/>
-        </w:rPr>
-        <w:t>)</w:t>
-      </w:r>
-      <w:r>
-        <w:br/>
-      </w:r>
-      <w:r>
-        <w:rPr>
-          <w:rStyle w:val="NormalTok"/>
-        </w:rPr>
-        <w:t xml:space="preserve">    plt.ylabel(</w:t>
-      </w:r>
-      <w:r>
-        <w:rPr>
-          <w:rStyle w:val="StringTok"/>
-        </w:rPr>
-        <w:t>"Y-axis"</w:t>
-      </w:r>
-      <w:r>
-        <w:rPr>
-          <w:rStyle w:val="NormalTok"/>
-        </w:rPr>
-        <w:t>)</w:t>
-      </w:r>
-      <w:r>
-        <w:br/>
-      </w:r>
-      <w:r>
-        <w:rPr>
-          <w:rStyle w:val="NormalTok"/>
-        </w:rPr>
-        <w:t xml:space="preserve">    plt.grid(</w:t>
-      </w:r>
-      <w:r>
-        <w:rPr>
-          <w:rStyle w:val="VariableTok"/>
-        </w:rPr>
-        <w:t>True</w:t>
-      </w:r>
-      <w:r>
-        <w:rPr>
-          <w:rStyle w:val="NormalTok"/>
-        </w:rPr>
-        <w:t>)</w:t>
-      </w:r>
-      <w:r>
-        <w:br/>
-      </w:r>
-      <w:r>
-        <w:rPr>
-          <w:rStyle w:val="NormalTok"/>
-        </w:rPr>
-        <w:t xml:space="preserve">    plt.axis(</w:t>
-      </w:r>
-      <w:r>
-        <w:rPr>
-          <w:rStyle w:val="StringTok"/>
-        </w:rPr>
-        <w:t>"equal"</w:t>
-      </w:r>
-      <w:r>
-        <w:rPr>
-          <w:rStyle w:val="NormalTok"/>
-        </w:rPr>
-        <w:t>)</w:t>
-      </w:r>
-      <w:r>
-        <w:br/>
-      </w:r>
-      <w:r>
-        <w:rPr>
-          <w:rStyle w:val="NormalTok"/>
-        </w:rPr>
-        <w:t xml:space="preserve">    plt.legend()</w:t>
-      </w:r>
-      <w:r>
-        <w:br/>
-      </w:r>
-      <w:r>
-        <w:rPr>
-          <w:rStyle w:val="NormalTok"/>
-        </w:rPr>
-        <w:t xml:space="preserve">    plt.savefig(</w:t>
-      </w:r>
-      <w:r>
-        <w:rPr>
-          <w:rStyle w:val="StringTok"/>
-        </w:rPr>
-        <w:t>"Exp5_Output.png"</w:t>
-      </w:r>
-      <w:r>
-        <w:rPr>
-          <w:rStyle w:val="NormalTok"/>
-        </w:rPr>
-        <w:t>)</w:t>
-      </w:r>
-      <w:r>
-        <w:br/>
-      </w:r>
-      <w:r>
-        <w:rPr>
-          <w:rStyle w:val="NormalTok"/>
-        </w:rPr>
-        <w:t xml:space="preserve">    plt.show()</w:t>
-      </w:r>
-      <w:r>
-        <w:br/>
-      </w:r>
-      <w:r>
-        <w:br/>
-      </w:r>
-      <w:r>
-        <w:br/>
-      </w:r>
-      <w:r>
-        <w:rPr>
-          <w:rStyle w:val="CommentTok"/>
-        </w:rPr>
-        <w:t># Example</w:t>
-      </w:r>
-      <w:r>
-        <w:br/>
-      </w:r>
-      <w:r>
-        <w:rPr>
-          <w:rStyle w:val="NormalTok"/>
-        </w:rPr>
-        <w:t>ellipse_drawing(</w:t>
-      </w:r>
-      <w:r>
-        <w:rPr>
-          <w:rStyle w:val="DecValTok"/>
-        </w:rPr>
-        <w:t>20</w:t>
-      </w:r>
-      <w:r>
-        <w:rPr>
-          <w:rStyle w:val="NormalTok"/>
-        </w:rPr>
-        <w:t xml:space="preserve">, </w:t>
-      </w:r>
-      <w:r>
-        <w:rPr>
-          <w:rStyle w:val="DecValTok"/>
-        </w:rPr>
-        <w:t>20</w:t>
-      </w:r>
-      <w:r>
-        <w:rPr>
-          <w:rStyle w:val="NormalTok"/>
-        </w:rPr>
-        <w:t xml:space="preserve">, </w:t>
-      </w:r>
-      <w:r>
-        <w:rPr>
-          <w:rStyle w:val="DecValTok"/>
-        </w:rPr>
-        <w:t>10</w:t>
-      </w:r>
-      <w:r>
-        <w:rPr>
-          <w:rStyle w:val="NormalTok"/>
-        </w:rPr>
-        <w:t xml:space="preserve">, </w:t>
-      </w:r>
-      <w:r>
-        <w:rPr>
-          <w:rStyle w:val="DecValTok"/>
-        </w:rPr>
-        <w:t>15</w:t>
-      </w:r>
-      <w:r>
-        <w:rPr>
-          <w:rStyle w:val="NormalTok"/>
-        </w:rPr>
-        <w:t>)</w:t>
-      </w:r>
-    </w:p>
-    <w:p>
-      <w:pPr>
-        <w:pStyle w:val="SourceCode"/>
-      </w:pPr>
-      <w:r>
-        <w:rPr>
-          <w:rStyle w:val="VerbatimChar"/>
-        </w:rPr>
         <w:t>Generated Coordinates: [(10, 16), (10, 17), (10, 18), (10, 19), (10, 20), (10, 21), (10, 22), (10, 23), (10, 24), (11, 13), (11, 14), (11, 15), (11, 25), (11, 26), (11, 27), (12, 11), (12, 12), (12, 28), (12, 29), (13, 9), (13, 10), (13, 30), (13, 31), (14, 8), (14, 32), (15, 7), (15, 33), (16, 6), (16, 34), (17, 6), (17, 34), (18, 5), (18, 35), (19, 5), (19, 35), (20, 5), (20, 35), (21, 5), (21, 35), (22, 5), (22, 35), (23, 6), (23, 34), (24, 6), (24, 34), (25, 7), (25, 33), (26, 8), (26, 32), (27, 9), (27, 10), (27, 30), (27, 31), (28, 11), (28, 12), (28, 28), (28, 29), (29, 13), (29, 14), (29, 15), (29, 25), (29, 26), (29, 27), (30, 16), (30, 17), (30, 18), (30, 19), (30, 20), (30, 21), (30, 22), (30, 23), (30, 24)]</w:t>
       </w:r>
     </w:p>
@@ -17114,7 +17327,6 @@
         <w:rPr>
           <w:noProof/>
         </w:rPr>
-        <w:lastRenderedPageBreak/>
         <w:drawing>
           <wp:inline distT="0" distB="0" distL="0" distR="0" wp14:anchorId="645F74EA" wp14:editId="3D1513A5">
             <wp:extent cx="5190836" cy="4202545"/>
@@ -35684,6 +35896,9 @@
     <w:p>
       <w:pPr>
         <w:pStyle w:val="FirstParagraph"/>
+        <w:rPr>
+          <w:noProof/>
+        </w:rPr>
       </w:pPr>
       <w:r>
         <w:rPr>
@@ -35734,10 +35949,3589 @@
       </w:r>
       <w:bookmarkEnd w:id="46"/>
     </w:p>
+    <w:p/>
+    <w:p/>
+    <w:p>
+      <w:pPr>
+        <w:rPr>
+          <w:noProof/>
+        </w:rPr>
+      </w:pPr>
+    </w:p>
+    <w:p>
+      <w:pPr>
+        <w:pStyle w:val="Heading1"/>
+      </w:pPr>
+      <w:r>
+        <w:br w:type="page"/>
+      </w:r>
+      <w:bookmarkStart w:id="47" w:name="experiment-no-11"/>
+      <w:bookmarkStart w:id="48" w:name="X125e738e9826cb6a7f0fc7346f9561aacd0d8d7"/>
+      <w:r>
+        <w:lastRenderedPageBreak/>
+        <w:t>Experiment No. 1</w:t>
+      </w:r>
+      <w:r>
+        <w:t>1</w:t>
+      </w:r>
+    </w:p>
+    <w:p>
+      <w:pPr>
+        <w:pStyle w:val="Heading2"/>
+      </w:pPr>
+      <w:r>
+        <w:t>Title</w:t>
+      </w:r>
+    </w:p>
+    <w:p>
+      <w:pPr>
+        <w:pStyle w:val="FirstParagraph"/>
+      </w:pPr>
+      <w:r>
+        <w:rPr>
+          <w:b/>
+          <w:bCs/>
+        </w:rPr>
+        <w:t>To plot Bezier blending functions for a given set of control points</w:t>
+      </w:r>
+    </w:p>
+    <w:p>
+      <w:pPr>
+        <w:pStyle w:val="Heading2"/>
+      </w:pPr>
+      <w:r>
+        <w:t>Objective</w:t>
+      </w:r>
+    </w:p>
+    <w:p>
+      <w:pPr>
+        <w:pStyle w:val="FirstParagraph"/>
+      </w:pPr>
+      <w:r>
+        <w:t>To plot the Bezier blending functions and observe how each blending function contributes to the final Bezier curve.</w:t>
+      </w:r>
+    </w:p>
+    <w:p>
+      <w:pPr>
+        <w:pStyle w:val="Heading2"/>
+      </w:pPr>
+      <w:r>
+        <w:t>Theory</w:t>
+      </w:r>
+    </w:p>
+    <w:p>
+      <w:pPr>
+        <w:pStyle w:val="FirstParagraph"/>
+      </w:pPr>
+      <w:r>
+        <w:t>Bezier blending functions are also known as Bernstein basis functions. These functions determine the weight or influence of each control point on the Bezier curve.</w:t>
+      </w:r>
+    </w:p>
+    <w:p>
+      <w:pPr>
+        <w:pStyle w:val="BodyText"/>
+      </w:pPr>
+      <w:r>
+        <w:t xml:space="preserve">For a Bezier curve of degree </w:t>
+      </w:r>
+      <m:oMath>
+        <m:r>
+          <w:rPr>
+            <w:rFonts w:ascii="Cambria Math" w:hAnsi="Cambria Math"/>
+          </w:rPr>
+          <m:t>n</m:t>
+        </m:r>
+      </m:oMath>
+      <w:r>
+        <w:t>, the blending function is:</w:t>
+      </w:r>
+    </w:p>
+    <w:p>
+      <w:pPr>
+        <w:pStyle w:val="BodyText"/>
+      </w:pPr>
+      <m:oMathPara>
+        <m:oMathParaPr>
+          <m:jc m:val="center"/>
+        </m:oMathParaPr>
+        <m:oMath>
+          <m:sSub>
+            <m:sSubPr>
+              <m:ctrlPr>
+                <w:rPr>
+                  <w:rFonts w:ascii="Cambria Math" w:hAnsi="Cambria Math"/>
+                </w:rPr>
+              </m:ctrlPr>
+            </m:sSubPr>
+            <m:e>
+              <m:r>
+                <w:rPr>
+                  <w:rFonts w:ascii="Cambria Math" w:hAnsi="Cambria Math"/>
+                </w:rPr>
+                <m:t>B</m:t>
+              </m:r>
+            </m:e>
+            <m:sub>
+              <m:r>
+                <w:rPr>
+                  <w:rFonts w:ascii="Cambria Math" w:hAnsi="Cambria Math"/>
+                </w:rPr>
+                <m:t>i</m:t>
+              </m:r>
+              <m:r>
+                <m:rPr>
+                  <m:sty m:val="p"/>
+                </m:rPr>
+                <w:rPr>
+                  <w:rFonts w:ascii="Cambria Math" w:hAnsi="Cambria Math"/>
+                </w:rPr>
+                <m:t>,</m:t>
+              </m:r>
+              <m:r>
+                <w:rPr>
+                  <w:rFonts w:ascii="Cambria Math" w:hAnsi="Cambria Math"/>
+                </w:rPr>
+                <m:t>n</m:t>
+              </m:r>
+            </m:sub>
+          </m:sSub>
+          <m:d>
+            <m:dPr>
+              <m:ctrlPr>
+                <w:rPr>
+                  <w:rFonts w:ascii="Cambria Math" w:hAnsi="Cambria Math"/>
+                </w:rPr>
+              </m:ctrlPr>
+            </m:dPr>
+            <m:e>
+              <m:r>
+                <w:rPr>
+                  <w:rFonts w:ascii="Cambria Math" w:hAnsi="Cambria Math"/>
+                </w:rPr>
+                <m:t>t</m:t>
+              </m:r>
+            </m:e>
+          </m:d>
+          <m:r>
+            <m:rPr>
+              <m:sty m:val="p"/>
+            </m:rPr>
+            <w:rPr>
+              <w:rFonts w:ascii="Cambria Math" w:hAnsi="Cambria Math"/>
+            </w:rPr>
+            <m:t>=</m:t>
+          </m:r>
+          <m:d>
+            <m:dPr>
+              <m:ctrlPr>
+                <w:rPr>
+                  <w:rFonts w:ascii="Cambria Math" w:hAnsi="Cambria Math"/>
+                </w:rPr>
+              </m:ctrlPr>
+            </m:dPr>
+            <m:e>
+              <m:f>
+                <m:fPr>
+                  <m:type m:val="noBar"/>
+                  <m:ctrlPr>
+                    <w:rPr>
+                      <w:rFonts w:ascii="Cambria Math" w:hAnsi="Cambria Math"/>
+                    </w:rPr>
+                  </m:ctrlPr>
+                </m:fPr>
+                <m:num>
+                  <m:r>
+                    <w:rPr>
+                      <w:rFonts w:ascii="Cambria Math" w:hAnsi="Cambria Math"/>
+                    </w:rPr>
+                    <m:t>n</m:t>
+                  </m:r>
+                </m:num>
+                <m:den>
+                  <m:r>
+                    <w:rPr>
+                      <w:rFonts w:ascii="Cambria Math" w:hAnsi="Cambria Math"/>
+                    </w:rPr>
+                    <m:t>i</m:t>
+                  </m:r>
+                </m:den>
+              </m:f>
+            </m:e>
+          </m:d>
+          <m:sSup>
+            <m:sSupPr>
+              <m:ctrlPr>
+                <w:rPr>
+                  <w:rFonts w:ascii="Cambria Math" w:hAnsi="Cambria Math"/>
+                </w:rPr>
+              </m:ctrlPr>
+            </m:sSupPr>
+            <m:e>
+              <m:r>
+                <w:rPr>
+                  <w:rFonts w:ascii="Cambria Math" w:hAnsi="Cambria Math"/>
+                </w:rPr>
+                <m:t>t</m:t>
+              </m:r>
+            </m:e>
+            <m:sup>
+              <m:r>
+                <w:rPr>
+                  <w:rFonts w:ascii="Cambria Math" w:hAnsi="Cambria Math"/>
+                </w:rPr>
+                <m:t>i</m:t>
+              </m:r>
+            </m:sup>
+          </m:sSup>
+          <m:sSup>
+            <m:sSupPr>
+              <m:ctrlPr>
+                <w:rPr>
+                  <w:rFonts w:ascii="Cambria Math" w:hAnsi="Cambria Math"/>
+                </w:rPr>
+              </m:ctrlPr>
+            </m:sSupPr>
+            <m:e>
+              <m:d>
+                <m:dPr>
+                  <m:ctrlPr>
+                    <w:rPr>
+                      <w:rFonts w:ascii="Cambria Math" w:hAnsi="Cambria Math"/>
+                    </w:rPr>
+                  </m:ctrlPr>
+                </m:dPr>
+                <m:e>
+                  <m:r>
+                    <w:rPr>
+                      <w:rFonts w:ascii="Cambria Math" w:hAnsi="Cambria Math"/>
+                    </w:rPr>
+                    <m:t>1</m:t>
+                  </m:r>
+                  <m:r>
+                    <m:rPr>
+                      <m:sty m:val="p"/>
+                    </m:rPr>
+                    <w:rPr>
+                      <w:rFonts w:ascii="Cambria Math" w:hAnsi="Cambria Math"/>
+                    </w:rPr>
+                    <m:t>-</m:t>
+                  </m:r>
+                  <m:r>
+                    <w:rPr>
+                      <w:rFonts w:ascii="Cambria Math" w:hAnsi="Cambria Math"/>
+                    </w:rPr>
+                    <m:t>t</m:t>
+                  </m:r>
+                </m:e>
+              </m:d>
+            </m:e>
+            <m:sup>
+              <m:r>
+                <w:rPr>
+                  <w:rFonts w:ascii="Cambria Math" w:hAnsi="Cambria Math"/>
+                </w:rPr>
+                <m:t>n</m:t>
+              </m:r>
+              <m:r>
+                <m:rPr>
+                  <m:sty m:val="p"/>
+                </m:rPr>
+                <w:rPr>
+                  <w:rFonts w:ascii="Cambria Math" w:hAnsi="Cambria Math"/>
+                </w:rPr>
+                <m:t>-</m:t>
+              </m:r>
+              <m:r>
+                <w:rPr>
+                  <w:rFonts w:ascii="Cambria Math" w:hAnsi="Cambria Math"/>
+                </w:rPr>
+                <m:t>i</m:t>
+              </m:r>
+            </m:sup>
+          </m:sSup>
+        </m:oMath>
+      </m:oMathPara>
+    </w:p>
+    <w:p>
+      <w:pPr>
+        <w:pStyle w:val="FirstParagraph"/>
+      </w:pPr>
+      <w:r>
+        <w:t>where:</w:t>
+      </w:r>
+    </w:p>
+    <w:p>
+      <w:pPr>
+        <w:pStyle w:val="Compact"/>
+        <w:numPr>
+          <w:ilvl w:val="0"/>
+          <w:numId w:val="2"/>
+        </w:numPr>
+      </w:pPr>
+      <m:oMath>
+        <m:r>
+          <w:rPr>
+            <w:rFonts w:ascii="Cambria Math" w:hAnsi="Cambria Math"/>
+          </w:rPr>
+          <m:t>i</m:t>
+        </m:r>
+        <m:r>
+          <m:rPr>
+            <m:sty m:val="p"/>
+          </m:rPr>
+          <w:rPr>
+            <w:rFonts w:ascii="Cambria Math" w:hAnsi="Cambria Math"/>
+          </w:rPr>
+          <m:t>=</m:t>
+        </m:r>
+        <m:r>
+          <w:rPr>
+            <w:rFonts w:ascii="Cambria Math" w:hAnsi="Cambria Math"/>
+          </w:rPr>
+          <m:t>0</m:t>
+        </m:r>
+        <m:r>
+          <m:rPr>
+            <m:sty m:val="p"/>
+          </m:rPr>
+          <w:rPr>
+            <w:rFonts w:ascii="Cambria Math" w:hAnsi="Cambria Math"/>
+          </w:rPr>
+          <m:t>,</m:t>
+        </m:r>
+        <m:r>
+          <w:rPr>
+            <w:rFonts w:ascii="Cambria Math" w:hAnsi="Cambria Math"/>
+          </w:rPr>
+          <m:t>1</m:t>
+        </m:r>
+        <m:r>
+          <m:rPr>
+            <m:sty m:val="p"/>
+          </m:rPr>
+          <w:rPr>
+            <w:rFonts w:ascii="Cambria Math" w:hAnsi="Cambria Math"/>
+          </w:rPr>
+          <m:t>,</m:t>
+        </m:r>
+        <m:r>
+          <w:rPr>
+            <w:rFonts w:ascii="Cambria Math" w:hAnsi="Cambria Math"/>
+          </w:rPr>
+          <m:t>2</m:t>
+        </m:r>
+        <m:r>
+          <m:rPr>
+            <m:sty m:val="p"/>
+          </m:rPr>
+          <w:rPr>
+            <w:rFonts w:ascii="Cambria Math" w:hAnsi="Cambria Math"/>
+          </w:rPr>
+          <m:t>,...,</m:t>
+        </m:r>
+        <m:r>
+          <w:rPr>
+            <w:rFonts w:ascii="Cambria Math" w:hAnsi="Cambria Math"/>
+          </w:rPr>
+          <m:t>n</m:t>
+        </m:r>
+      </m:oMath>
+    </w:p>
+    <w:p>
+      <w:pPr>
+        <w:pStyle w:val="Compact"/>
+        <w:numPr>
+          <w:ilvl w:val="0"/>
+          <w:numId w:val="2"/>
+        </w:numPr>
+      </w:pPr>
+      <m:oMath>
+        <m:r>
+          <w:rPr>
+            <w:rFonts w:ascii="Cambria Math" w:hAnsi="Cambria Math"/>
+          </w:rPr>
+          <m:t>0</m:t>
+        </m:r>
+        <m:r>
+          <m:rPr>
+            <m:sty m:val="p"/>
+          </m:rPr>
+          <w:rPr>
+            <w:rFonts w:ascii="Cambria Math" w:hAnsi="Cambria Math"/>
+          </w:rPr>
+          <m:t>≤</m:t>
+        </m:r>
+        <m:r>
+          <w:rPr>
+            <w:rFonts w:ascii="Cambria Math" w:hAnsi="Cambria Math"/>
+          </w:rPr>
+          <m:t>t</m:t>
+        </m:r>
+        <m:r>
+          <m:rPr>
+            <m:sty m:val="p"/>
+          </m:rPr>
+          <w:rPr>
+            <w:rFonts w:ascii="Cambria Math" w:hAnsi="Cambria Math"/>
+          </w:rPr>
+          <m:t>≤</m:t>
+        </m:r>
+        <m:r>
+          <w:rPr>
+            <w:rFonts w:ascii="Cambria Math" w:hAnsi="Cambria Math"/>
+          </w:rPr>
+          <m:t>1</m:t>
+        </m:r>
+      </m:oMath>
+    </w:p>
+    <w:p>
+      <w:pPr>
+        <w:pStyle w:val="Compact"/>
+        <w:numPr>
+          <w:ilvl w:val="0"/>
+          <w:numId w:val="2"/>
+        </w:numPr>
+      </w:pPr>
+      <m:oMath>
+        <m:r>
+          <w:rPr>
+            <w:rFonts w:ascii="Cambria Math" w:hAnsi="Cambria Math"/>
+          </w:rPr>
+          <m:t>n</m:t>
+        </m:r>
+      </m:oMath>
+      <w:r>
+        <w:t xml:space="preserve"> = degree of the Bezier curve</w:t>
+      </w:r>
+    </w:p>
+    <w:p>
+      <w:pPr>
+        <w:pStyle w:val="Compact"/>
+        <w:numPr>
+          <w:ilvl w:val="0"/>
+          <w:numId w:val="2"/>
+        </w:numPr>
+      </w:pPr>
+      <m:oMath>
+        <m:sSub>
+          <m:sSubPr>
+            <m:ctrlPr>
+              <w:rPr>
+                <w:rFonts w:ascii="Cambria Math" w:hAnsi="Cambria Math"/>
+              </w:rPr>
+            </m:ctrlPr>
+          </m:sSubPr>
+          <m:e>
+            <m:r>
+              <w:rPr>
+                <w:rFonts w:ascii="Cambria Math" w:hAnsi="Cambria Math"/>
+              </w:rPr>
+              <m:t>B</m:t>
+            </m:r>
+          </m:e>
+          <m:sub>
+            <m:r>
+              <w:rPr>
+                <w:rFonts w:ascii="Cambria Math" w:hAnsi="Cambria Math"/>
+              </w:rPr>
+              <m:t>i</m:t>
+            </m:r>
+            <m:r>
+              <m:rPr>
+                <m:sty m:val="p"/>
+              </m:rPr>
+              <w:rPr>
+                <w:rFonts w:ascii="Cambria Math" w:hAnsi="Cambria Math"/>
+              </w:rPr>
+              <m:t>,</m:t>
+            </m:r>
+            <m:r>
+              <w:rPr>
+                <w:rFonts w:ascii="Cambria Math" w:hAnsi="Cambria Math"/>
+              </w:rPr>
+              <m:t>n</m:t>
+            </m:r>
+          </m:sub>
+        </m:sSub>
+        <m:d>
+          <m:dPr>
+            <m:ctrlPr>
+              <w:rPr>
+                <w:rFonts w:ascii="Cambria Math" w:hAnsi="Cambria Math"/>
+              </w:rPr>
+            </m:ctrlPr>
+          </m:dPr>
+          <m:e>
+            <m:r>
+              <w:rPr>
+                <w:rFonts w:ascii="Cambria Math" w:hAnsi="Cambria Math"/>
+              </w:rPr>
+              <m:t>t</m:t>
+            </m:r>
+          </m:e>
+        </m:d>
+      </m:oMath>
+      <w:r>
+        <w:t xml:space="preserve"> = blending function</w:t>
+      </w:r>
+    </w:p>
+    <w:p>
+      <w:pPr>
+        <w:pStyle w:val="FirstParagraph"/>
+      </w:pPr>
+      <w:r>
+        <w:t>For a cubic Bezier curve with four control points, the blending functions are:</w:t>
+      </w:r>
+    </w:p>
+    <w:p>
+      <w:pPr>
+        <w:pStyle w:val="BodyText"/>
+      </w:pPr>
+      <m:oMathPara>
+        <m:oMathParaPr>
+          <m:jc m:val="center"/>
+        </m:oMathParaPr>
+        <m:oMath>
+          <m:sSub>
+            <m:sSubPr>
+              <m:ctrlPr>
+                <w:rPr>
+                  <w:rFonts w:ascii="Cambria Math" w:hAnsi="Cambria Math"/>
+                </w:rPr>
+              </m:ctrlPr>
+            </m:sSubPr>
+            <m:e>
+              <m:r>
+                <w:rPr>
+                  <w:rFonts w:ascii="Cambria Math" w:hAnsi="Cambria Math"/>
+                </w:rPr>
+                <m:t>B</m:t>
+              </m:r>
+            </m:e>
+            <m:sub>
+              <m:r>
+                <w:rPr>
+                  <w:rFonts w:ascii="Cambria Math" w:hAnsi="Cambria Math"/>
+                </w:rPr>
+                <m:t>0</m:t>
+              </m:r>
+            </m:sub>
+          </m:sSub>
+          <m:d>
+            <m:dPr>
+              <m:ctrlPr>
+                <w:rPr>
+                  <w:rFonts w:ascii="Cambria Math" w:hAnsi="Cambria Math"/>
+                </w:rPr>
+              </m:ctrlPr>
+            </m:dPr>
+            <m:e>
+              <m:r>
+                <w:rPr>
+                  <w:rFonts w:ascii="Cambria Math" w:hAnsi="Cambria Math"/>
+                </w:rPr>
+                <m:t>t</m:t>
+              </m:r>
+            </m:e>
+          </m:d>
+          <m:r>
+            <m:rPr>
+              <m:sty m:val="p"/>
+            </m:rPr>
+            <w:rPr>
+              <w:rFonts w:ascii="Cambria Math" w:hAnsi="Cambria Math"/>
+            </w:rPr>
+            <m:t>=</m:t>
+          </m:r>
+          <m:sSup>
+            <m:sSupPr>
+              <m:ctrlPr>
+                <w:rPr>
+                  <w:rFonts w:ascii="Cambria Math" w:hAnsi="Cambria Math"/>
+                </w:rPr>
+              </m:ctrlPr>
+            </m:sSupPr>
+            <m:e>
+              <m:d>
+                <m:dPr>
+                  <m:ctrlPr>
+                    <w:rPr>
+                      <w:rFonts w:ascii="Cambria Math" w:hAnsi="Cambria Math"/>
+                    </w:rPr>
+                  </m:ctrlPr>
+                </m:dPr>
+                <m:e>
+                  <m:r>
+                    <w:rPr>
+                      <w:rFonts w:ascii="Cambria Math" w:hAnsi="Cambria Math"/>
+                    </w:rPr>
+                    <m:t>1</m:t>
+                  </m:r>
+                  <m:r>
+                    <m:rPr>
+                      <m:sty m:val="p"/>
+                    </m:rPr>
+                    <w:rPr>
+                      <w:rFonts w:ascii="Cambria Math" w:hAnsi="Cambria Math"/>
+                    </w:rPr>
+                    <m:t>-</m:t>
+                  </m:r>
+                  <m:r>
+                    <w:rPr>
+                      <w:rFonts w:ascii="Cambria Math" w:hAnsi="Cambria Math"/>
+                    </w:rPr>
+                    <m:t>t</m:t>
+                  </m:r>
+                </m:e>
+              </m:d>
+            </m:e>
+            <m:sup>
+              <m:r>
+                <w:rPr>
+                  <w:rFonts w:ascii="Cambria Math" w:hAnsi="Cambria Math"/>
+                </w:rPr>
+                <m:t>3</m:t>
+              </m:r>
+            </m:sup>
+          </m:sSup>
+        </m:oMath>
+      </m:oMathPara>
+    </w:p>
+    <w:p>
+      <w:pPr>
+        <w:pStyle w:val="FirstParagraph"/>
+      </w:pPr>
+      <m:oMathPara>
+        <m:oMathParaPr>
+          <m:jc m:val="center"/>
+        </m:oMathParaPr>
+        <m:oMath>
+          <m:sSub>
+            <m:sSubPr>
+              <m:ctrlPr>
+                <w:rPr>
+                  <w:rFonts w:ascii="Cambria Math" w:hAnsi="Cambria Math"/>
+                </w:rPr>
+              </m:ctrlPr>
+            </m:sSubPr>
+            <m:e>
+              <m:r>
+                <w:rPr>
+                  <w:rFonts w:ascii="Cambria Math" w:hAnsi="Cambria Math"/>
+                </w:rPr>
+                <m:t>B</m:t>
+              </m:r>
+            </m:e>
+            <m:sub>
+              <m:r>
+                <w:rPr>
+                  <w:rFonts w:ascii="Cambria Math" w:hAnsi="Cambria Math"/>
+                </w:rPr>
+                <m:t>1</m:t>
+              </m:r>
+            </m:sub>
+          </m:sSub>
+          <m:d>
+            <m:dPr>
+              <m:ctrlPr>
+                <w:rPr>
+                  <w:rFonts w:ascii="Cambria Math" w:hAnsi="Cambria Math"/>
+                </w:rPr>
+              </m:ctrlPr>
+            </m:dPr>
+            <m:e>
+              <m:r>
+                <w:rPr>
+                  <w:rFonts w:ascii="Cambria Math" w:hAnsi="Cambria Math"/>
+                </w:rPr>
+                <m:t>t</m:t>
+              </m:r>
+            </m:e>
+          </m:d>
+          <m:r>
+            <m:rPr>
+              <m:sty m:val="p"/>
+            </m:rPr>
+            <w:rPr>
+              <w:rFonts w:ascii="Cambria Math" w:hAnsi="Cambria Math"/>
+            </w:rPr>
+            <m:t>=</m:t>
+          </m:r>
+          <m:r>
+            <w:rPr>
+              <w:rFonts w:ascii="Cambria Math" w:hAnsi="Cambria Math"/>
+            </w:rPr>
+            <m:t>3t</m:t>
+          </m:r>
+          <m:sSup>
+            <m:sSupPr>
+              <m:ctrlPr>
+                <w:rPr>
+                  <w:rFonts w:ascii="Cambria Math" w:hAnsi="Cambria Math"/>
+                </w:rPr>
+              </m:ctrlPr>
+            </m:sSupPr>
+            <m:e>
+              <m:d>
+                <m:dPr>
+                  <m:ctrlPr>
+                    <w:rPr>
+                      <w:rFonts w:ascii="Cambria Math" w:hAnsi="Cambria Math"/>
+                    </w:rPr>
+                  </m:ctrlPr>
+                </m:dPr>
+                <m:e>
+                  <m:r>
+                    <w:rPr>
+                      <w:rFonts w:ascii="Cambria Math" w:hAnsi="Cambria Math"/>
+                    </w:rPr>
+                    <m:t>1</m:t>
+                  </m:r>
+                  <m:r>
+                    <m:rPr>
+                      <m:sty m:val="p"/>
+                    </m:rPr>
+                    <w:rPr>
+                      <w:rFonts w:ascii="Cambria Math" w:hAnsi="Cambria Math"/>
+                    </w:rPr>
+                    <m:t>-</m:t>
+                  </m:r>
+                  <m:r>
+                    <w:rPr>
+                      <w:rFonts w:ascii="Cambria Math" w:hAnsi="Cambria Math"/>
+                    </w:rPr>
+                    <m:t>t</m:t>
+                  </m:r>
+                </m:e>
+              </m:d>
+            </m:e>
+            <m:sup>
+              <m:r>
+                <w:rPr>
+                  <w:rFonts w:ascii="Cambria Math" w:hAnsi="Cambria Math"/>
+                </w:rPr>
+                <m:t>2</m:t>
+              </m:r>
+            </m:sup>
+          </m:sSup>
+        </m:oMath>
+      </m:oMathPara>
+    </w:p>
+    <w:p>
+      <w:pPr>
+        <w:pStyle w:val="FirstParagraph"/>
+      </w:pPr>
+      <m:oMathPara>
+        <m:oMathParaPr>
+          <m:jc m:val="center"/>
+        </m:oMathParaPr>
+        <m:oMath>
+          <m:sSub>
+            <m:sSubPr>
+              <m:ctrlPr>
+                <w:rPr>
+                  <w:rFonts w:ascii="Cambria Math" w:hAnsi="Cambria Math"/>
+                </w:rPr>
+              </m:ctrlPr>
+            </m:sSubPr>
+            <m:e>
+              <m:r>
+                <w:rPr>
+                  <w:rFonts w:ascii="Cambria Math" w:hAnsi="Cambria Math"/>
+                </w:rPr>
+                <m:t>B</m:t>
+              </m:r>
+            </m:e>
+            <m:sub>
+              <m:r>
+                <w:rPr>
+                  <w:rFonts w:ascii="Cambria Math" w:hAnsi="Cambria Math"/>
+                </w:rPr>
+                <m:t>2</m:t>
+              </m:r>
+            </m:sub>
+          </m:sSub>
+          <m:d>
+            <m:dPr>
+              <m:ctrlPr>
+                <w:rPr>
+                  <w:rFonts w:ascii="Cambria Math" w:hAnsi="Cambria Math"/>
+                </w:rPr>
+              </m:ctrlPr>
+            </m:dPr>
+            <m:e>
+              <m:r>
+                <w:rPr>
+                  <w:rFonts w:ascii="Cambria Math" w:hAnsi="Cambria Math"/>
+                </w:rPr>
+                <m:t>t</m:t>
+              </m:r>
+            </m:e>
+          </m:d>
+          <m:r>
+            <m:rPr>
+              <m:sty m:val="p"/>
+            </m:rPr>
+            <w:rPr>
+              <w:rFonts w:ascii="Cambria Math" w:hAnsi="Cambria Math"/>
+            </w:rPr>
+            <m:t>=</m:t>
+          </m:r>
+          <m:r>
+            <w:rPr>
+              <w:rFonts w:ascii="Cambria Math" w:hAnsi="Cambria Math"/>
+            </w:rPr>
+            <m:t>3</m:t>
+          </m:r>
+          <m:sSup>
+            <m:sSupPr>
+              <m:ctrlPr>
+                <w:rPr>
+                  <w:rFonts w:ascii="Cambria Math" w:hAnsi="Cambria Math"/>
+                </w:rPr>
+              </m:ctrlPr>
+            </m:sSupPr>
+            <m:e>
+              <m:r>
+                <w:rPr>
+                  <w:rFonts w:ascii="Cambria Math" w:hAnsi="Cambria Math"/>
+                </w:rPr>
+                <m:t>t</m:t>
+              </m:r>
+            </m:e>
+            <m:sup>
+              <m:r>
+                <w:rPr>
+                  <w:rFonts w:ascii="Cambria Math" w:hAnsi="Cambria Math"/>
+                </w:rPr>
+                <m:t>2</m:t>
+              </m:r>
+            </m:sup>
+          </m:sSup>
+          <m:d>
+            <m:dPr>
+              <m:ctrlPr>
+                <w:rPr>
+                  <w:rFonts w:ascii="Cambria Math" w:hAnsi="Cambria Math"/>
+                </w:rPr>
+              </m:ctrlPr>
+            </m:dPr>
+            <m:e>
+              <m:r>
+                <w:rPr>
+                  <w:rFonts w:ascii="Cambria Math" w:hAnsi="Cambria Math"/>
+                </w:rPr>
+                <m:t>1</m:t>
+              </m:r>
+              <m:r>
+                <m:rPr>
+                  <m:sty m:val="p"/>
+                </m:rPr>
+                <w:rPr>
+                  <w:rFonts w:ascii="Cambria Math" w:hAnsi="Cambria Math"/>
+                </w:rPr>
+                <m:t>-</m:t>
+              </m:r>
+              <m:r>
+                <w:rPr>
+                  <w:rFonts w:ascii="Cambria Math" w:hAnsi="Cambria Math"/>
+                </w:rPr>
+                <m:t>t</m:t>
+              </m:r>
+            </m:e>
+          </m:d>
+        </m:oMath>
+      </m:oMathPara>
+    </w:p>
+    <w:p>
+      <w:pPr>
+        <w:pStyle w:val="FirstParagraph"/>
+      </w:pPr>
+      <m:oMathPara>
+        <m:oMathParaPr>
+          <m:jc m:val="center"/>
+        </m:oMathParaPr>
+        <m:oMath>
+          <m:sSub>
+            <m:sSubPr>
+              <m:ctrlPr>
+                <w:rPr>
+                  <w:rFonts w:ascii="Cambria Math" w:hAnsi="Cambria Math"/>
+                </w:rPr>
+              </m:ctrlPr>
+            </m:sSubPr>
+            <m:e>
+              <m:r>
+                <w:rPr>
+                  <w:rFonts w:ascii="Cambria Math" w:hAnsi="Cambria Math"/>
+                </w:rPr>
+                <m:t>B</m:t>
+              </m:r>
+            </m:e>
+            <m:sub>
+              <m:r>
+                <w:rPr>
+                  <w:rFonts w:ascii="Cambria Math" w:hAnsi="Cambria Math"/>
+                </w:rPr>
+                <m:t>3</m:t>
+              </m:r>
+            </m:sub>
+          </m:sSub>
+          <m:d>
+            <m:dPr>
+              <m:ctrlPr>
+                <w:rPr>
+                  <w:rFonts w:ascii="Cambria Math" w:hAnsi="Cambria Math"/>
+                </w:rPr>
+              </m:ctrlPr>
+            </m:dPr>
+            <m:e>
+              <m:r>
+                <w:rPr>
+                  <w:rFonts w:ascii="Cambria Math" w:hAnsi="Cambria Math"/>
+                </w:rPr>
+                <m:t>t</m:t>
+              </m:r>
+            </m:e>
+          </m:d>
+          <m:r>
+            <m:rPr>
+              <m:sty m:val="p"/>
+            </m:rPr>
+            <w:rPr>
+              <w:rFonts w:ascii="Cambria Math" w:hAnsi="Cambria Math"/>
+            </w:rPr>
+            <m:t>=</m:t>
+          </m:r>
+          <m:sSup>
+            <m:sSupPr>
+              <m:ctrlPr>
+                <w:rPr>
+                  <w:rFonts w:ascii="Cambria Math" w:hAnsi="Cambria Math"/>
+                </w:rPr>
+              </m:ctrlPr>
+            </m:sSupPr>
+            <m:e>
+              <m:r>
+                <w:rPr>
+                  <w:rFonts w:ascii="Cambria Math" w:hAnsi="Cambria Math"/>
+                </w:rPr>
+                <m:t>t</m:t>
+              </m:r>
+            </m:e>
+            <m:sup>
+              <m:r>
+                <w:rPr>
+                  <w:rFonts w:ascii="Cambria Math" w:hAnsi="Cambria Math"/>
+                </w:rPr>
+                <m:t>3</m:t>
+              </m:r>
+            </m:sup>
+          </m:sSup>
+        </m:oMath>
+      </m:oMathPara>
+    </w:p>
+    <w:p>
+      <w:pPr>
+        <w:pStyle w:val="FirstParagraph"/>
+      </w:pPr>
+      <w:r>
+        <w:t>The Bezier curve equation is:</w:t>
+      </w:r>
+    </w:p>
+    <w:p>
+      <w:pPr>
+        <w:pStyle w:val="BodyText"/>
+      </w:pPr>
+      <m:oMathPara>
+        <m:oMathParaPr>
+          <m:jc m:val="center"/>
+        </m:oMathParaPr>
+        <m:oMath>
+          <m:r>
+            <w:rPr>
+              <w:rFonts w:ascii="Cambria Math" w:hAnsi="Cambria Math"/>
+            </w:rPr>
+            <m:t>P</m:t>
+          </m:r>
+          <m:d>
+            <m:dPr>
+              <m:ctrlPr>
+                <w:rPr>
+                  <w:rFonts w:ascii="Cambria Math" w:hAnsi="Cambria Math"/>
+                </w:rPr>
+              </m:ctrlPr>
+            </m:dPr>
+            <m:e>
+              <m:r>
+                <w:rPr>
+                  <w:rFonts w:ascii="Cambria Math" w:hAnsi="Cambria Math"/>
+                </w:rPr>
+                <m:t>t</m:t>
+              </m:r>
+            </m:e>
+          </m:d>
+          <m:r>
+            <m:rPr>
+              <m:sty m:val="p"/>
+            </m:rPr>
+            <w:rPr>
+              <w:rFonts w:ascii="Cambria Math" w:hAnsi="Cambria Math"/>
+            </w:rPr>
+            <m:t>=</m:t>
+          </m:r>
+          <m:sSub>
+            <m:sSubPr>
+              <m:ctrlPr>
+                <w:rPr>
+                  <w:rFonts w:ascii="Cambria Math" w:hAnsi="Cambria Math"/>
+                </w:rPr>
+              </m:ctrlPr>
+            </m:sSubPr>
+            <m:e>
+              <m:r>
+                <w:rPr>
+                  <w:rFonts w:ascii="Cambria Math" w:hAnsi="Cambria Math"/>
+                </w:rPr>
+                <m:t>B</m:t>
+              </m:r>
+            </m:e>
+            <m:sub>
+              <m:r>
+                <w:rPr>
+                  <w:rFonts w:ascii="Cambria Math" w:hAnsi="Cambria Math"/>
+                </w:rPr>
+                <m:t>0</m:t>
+              </m:r>
+            </m:sub>
+          </m:sSub>
+          <m:d>
+            <m:dPr>
+              <m:ctrlPr>
+                <w:rPr>
+                  <w:rFonts w:ascii="Cambria Math" w:hAnsi="Cambria Math"/>
+                </w:rPr>
+              </m:ctrlPr>
+            </m:dPr>
+            <m:e>
+              <m:r>
+                <w:rPr>
+                  <w:rFonts w:ascii="Cambria Math" w:hAnsi="Cambria Math"/>
+                </w:rPr>
+                <m:t>t</m:t>
+              </m:r>
+            </m:e>
+          </m:d>
+          <m:sSub>
+            <m:sSubPr>
+              <m:ctrlPr>
+                <w:rPr>
+                  <w:rFonts w:ascii="Cambria Math" w:hAnsi="Cambria Math"/>
+                </w:rPr>
+              </m:ctrlPr>
+            </m:sSubPr>
+            <m:e>
+              <m:r>
+                <w:rPr>
+                  <w:rFonts w:ascii="Cambria Math" w:hAnsi="Cambria Math"/>
+                </w:rPr>
+                <m:t>P</m:t>
+              </m:r>
+            </m:e>
+            <m:sub>
+              <m:r>
+                <w:rPr>
+                  <w:rFonts w:ascii="Cambria Math" w:hAnsi="Cambria Math"/>
+                </w:rPr>
+                <m:t>0</m:t>
+              </m:r>
+            </m:sub>
+          </m:sSub>
+          <m:r>
+            <m:rPr>
+              <m:sty m:val="p"/>
+            </m:rPr>
+            <w:rPr>
+              <w:rFonts w:ascii="Cambria Math" w:hAnsi="Cambria Math"/>
+            </w:rPr>
+            <m:t>+</m:t>
+          </m:r>
+          <m:sSub>
+            <m:sSubPr>
+              <m:ctrlPr>
+                <w:rPr>
+                  <w:rFonts w:ascii="Cambria Math" w:hAnsi="Cambria Math"/>
+                </w:rPr>
+              </m:ctrlPr>
+            </m:sSubPr>
+            <m:e>
+              <m:r>
+                <w:rPr>
+                  <w:rFonts w:ascii="Cambria Math" w:hAnsi="Cambria Math"/>
+                </w:rPr>
+                <m:t>B</m:t>
+              </m:r>
+            </m:e>
+            <m:sub>
+              <m:r>
+                <w:rPr>
+                  <w:rFonts w:ascii="Cambria Math" w:hAnsi="Cambria Math"/>
+                </w:rPr>
+                <m:t>1</m:t>
+              </m:r>
+            </m:sub>
+          </m:sSub>
+          <m:d>
+            <m:dPr>
+              <m:ctrlPr>
+                <w:rPr>
+                  <w:rFonts w:ascii="Cambria Math" w:hAnsi="Cambria Math"/>
+                </w:rPr>
+              </m:ctrlPr>
+            </m:dPr>
+            <m:e>
+              <m:r>
+                <w:rPr>
+                  <w:rFonts w:ascii="Cambria Math" w:hAnsi="Cambria Math"/>
+                </w:rPr>
+                <m:t>t</m:t>
+              </m:r>
+            </m:e>
+          </m:d>
+          <m:sSub>
+            <m:sSubPr>
+              <m:ctrlPr>
+                <w:rPr>
+                  <w:rFonts w:ascii="Cambria Math" w:hAnsi="Cambria Math"/>
+                </w:rPr>
+              </m:ctrlPr>
+            </m:sSubPr>
+            <m:e>
+              <m:r>
+                <w:rPr>
+                  <w:rFonts w:ascii="Cambria Math" w:hAnsi="Cambria Math"/>
+                </w:rPr>
+                <m:t>P</m:t>
+              </m:r>
+            </m:e>
+            <m:sub>
+              <m:r>
+                <w:rPr>
+                  <w:rFonts w:ascii="Cambria Math" w:hAnsi="Cambria Math"/>
+                </w:rPr>
+                <m:t>1</m:t>
+              </m:r>
+            </m:sub>
+          </m:sSub>
+          <m:r>
+            <m:rPr>
+              <m:sty m:val="p"/>
+            </m:rPr>
+            <w:rPr>
+              <w:rFonts w:ascii="Cambria Math" w:hAnsi="Cambria Math"/>
+            </w:rPr>
+            <m:t>+</m:t>
+          </m:r>
+          <m:sSub>
+            <m:sSubPr>
+              <m:ctrlPr>
+                <w:rPr>
+                  <w:rFonts w:ascii="Cambria Math" w:hAnsi="Cambria Math"/>
+                </w:rPr>
+              </m:ctrlPr>
+            </m:sSubPr>
+            <m:e>
+              <m:r>
+                <w:rPr>
+                  <w:rFonts w:ascii="Cambria Math" w:hAnsi="Cambria Math"/>
+                </w:rPr>
+                <m:t>B</m:t>
+              </m:r>
+            </m:e>
+            <m:sub>
+              <m:r>
+                <w:rPr>
+                  <w:rFonts w:ascii="Cambria Math" w:hAnsi="Cambria Math"/>
+                </w:rPr>
+                <m:t>2</m:t>
+              </m:r>
+            </m:sub>
+          </m:sSub>
+          <m:d>
+            <m:dPr>
+              <m:ctrlPr>
+                <w:rPr>
+                  <w:rFonts w:ascii="Cambria Math" w:hAnsi="Cambria Math"/>
+                </w:rPr>
+              </m:ctrlPr>
+            </m:dPr>
+            <m:e>
+              <m:r>
+                <w:rPr>
+                  <w:rFonts w:ascii="Cambria Math" w:hAnsi="Cambria Math"/>
+                </w:rPr>
+                <m:t>t</m:t>
+              </m:r>
+            </m:e>
+          </m:d>
+          <m:sSub>
+            <m:sSubPr>
+              <m:ctrlPr>
+                <w:rPr>
+                  <w:rFonts w:ascii="Cambria Math" w:hAnsi="Cambria Math"/>
+                </w:rPr>
+              </m:ctrlPr>
+            </m:sSubPr>
+            <m:e>
+              <m:r>
+                <w:rPr>
+                  <w:rFonts w:ascii="Cambria Math" w:hAnsi="Cambria Math"/>
+                </w:rPr>
+                <m:t>P</m:t>
+              </m:r>
+            </m:e>
+            <m:sub>
+              <m:r>
+                <w:rPr>
+                  <w:rFonts w:ascii="Cambria Math" w:hAnsi="Cambria Math"/>
+                </w:rPr>
+                <m:t>2</m:t>
+              </m:r>
+            </m:sub>
+          </m:sSub>
+          <m:r>
+            <m:rPr>
+              <m:sty m:val="p"/>
+            </m:rPr>
+            <w:rPr>
+              <w:rFonts w:ascii="Cambria Math" w:hAnsi="Cambria Math"/>
+            </w:rPr>
+            <m:t>+</m:t>
+          </m:r>
+          <m:sSub>
+            <m:sSubPr>
+              <m:ctrlPr>
+                <w:rPr>
+                  <w:rFonts w:ascii="Cambria Math" w:hAnsi="Cambria Math"/>
+                </w:rPr>
+              </m:ctrlPr>
+            </m:sSubPr>
+            <m:e>
+              <m:r>
+                <w:rPr>
+                  <w:rFonts w:ascii="Cambria Math" w:hAnsi="Cambria Math"/>
+                </w:rPr>
+                <m:t>B</m:t>
+              </m:r>
+            </m:e>
+            <m:sub>
+              <m:r>
+                <w:rPr>
+                  <w:rFonts w:ascii="Cambria Math" w:hAnsi="Cambria Math"/>
+                </w:rPr>
+                <m:t>3</m:t>
+              </m:r>
+            </m:sub>
+          </m:sSub>
+          <m:d>
+            <m:dPr>
+              <m:ctrlPr>
+                <w:rPr>
+                  <w:rFonts w:ascii="Cambria Math" w:hAnsi="Cambria Math"/>
+                </w:rPr>
+              </m:ctrlPr>
+            </m:dPr>
+            <m:e>
+              <m:r>
+                <w:rPr>
+                  <w:rFonts w:ascii="Cambria Math" w:hAnsi="Cambria Math"/>
+                </w:rPr>
+                <m:t>t</m:t>
+              </m:r>
+            </m:e>
+          </m:d>
+          <m:sSub>
+            <m:sSubPr>
+              <m:ctrlPr>
+                <w:rPr>
+                  <w:rFonts w:ascii="Cambria Math" w:hAnsi="Cambria Math"/>
+                </w:rPr>
+              </m:ctrlPr>
+            </m:sSubPr>
+            <m:e>
+              <m:r>
+                <w:rPr>
+                  <w:rFonts w:ascii="Cambria Math" w:hAnsi="Cambria Math"/>
+                </w:rPr>
+                <m:t>P</m:t>
+              </m:r>
+            </m:e>
+            <m:sub>
+              <m:r>
+                <w:rPr>
+                  <w:rFonts w:ascii="Cambria Math" w:hAnsi="Cambria Math"/>
+                </w:rPr>
+                <m:t>3</m:t>
+              </m:r>
+            </m:sub>
+          </m:sSub>
+        </m:oMath>
+      </m:oMathPara>
+    </w:p>
+    <w:p>
+      <w:pPr>
+        <w:pStyle w:val="FirstParagraph"/>
+      </w:pPr>
+      <w:r>
+        <w:t>Bezier curves are widely used in computer graphics for generating smooth curves using control points.</w:t>
+      </w:r>
+    </w:p>
+    <w:p>
+      <w:pPr>
+        <w:pStyle w:val="Heading2"/>
+      </w:pPr>
+      <w:r>
+        <w:t>Procedure</w:t>
+      </w:r>
+    </w:p>
+    <w:p>
+      <w:pPr>
+        <w:pStyle w:val="Compact"/>
+        <w:numPr>
+          <w:ilvl w:val="0"/>
+          <w:numId w:val="3"/>
+        </w:numPr>
+      </w:pPr>
+      <w:r>
+        <w:t>Define the number of control points.</w:t>
+      </w:r>
+    </w:p>
+    <w:p>
+      <w:pPr>
+        <w:pStyle w:val="Compact"/>
+        <w:numPr>
+          <w:ilvl w:val="0"/>
+          <w:numId w:val="3"/>
+        </w:numPr>
+      </w:pPr>
+      <w:r>
+        <w:t>Determine the degree of the Bezier curve.</w:t>
+      </w:r>
+    </w:p>
+    <w:p>
+      <w:pPr>
+        <w:pStyle w:val="Compact"/>
+        <w:numPr>
+          <w:ilvl w:val="0"/>
+          <w:numId w:val="3"/>
+        </w:numPr>
+      </w:pPr>
+      <w:r>
+        <w:t xml:space="preserve">Generate values of parameter </w:t>
+      </w:r>
+      <m:oMath>
+        <m:r>
+          <w:rPr>
+            <w:rFonts w:ascii="Cambria Math" w:hAnsi="Cambria Math"/>
+          </w:rPr>
+          <m:t>t</m:t>
+        </m:r>
+      </m:oMath>
+      <w:r>
+        <w:t xml:space="preserve"> from 0 to 1.</w:t>
+      </w:r>
+    </w:p>
+    <w:p>
+      <w:pPr>
+        <w:pStyle w:val="Compact"/>
+        <w:numPr>
+          <w:ilvl w:val="0"/>
+          <w:numId w:val="3"/>
+        </w:numPr>
+      </w:pPr>
+      <w:r>
+        <w:t>Calculate the Bernstein blending functions.</w:t>
+      </w:r>
+    </w:p>
+    <w:p>
+      <w:pPr>
+        <w:pStyle w:val="Compact"/>
+        <w:numPr>
+          <w:ilvl w:val="0"/>
+          <w:numId w:val="3"/>
+        </w:numPr>
+      </w:pPr>
+      <w:r>
+        <w:t>Plot each blending function.</w:t>
+      </w:r>
+    </w:p>
+    <w:p>
+      <w:pPr>
+        <w:pStyle w:val="Compact"/>
+        <w:numPr>
+          <w:ilvl w:val="0"/>
+          <w:numId w:val="3"/>
+        </w:numPr>
+      </w:pPr>
+      <w:r>
+        <w:t>Save the output image.</w:t>
+      </w:r>
+    </w:p>
+    <w:p>
+      <w:pPr>
+        <w:pStyle w:val="Heading2"/>
+      </w:pPr>
+      <w:r>
+        <w:lastRenderedPageBreak/>
+        <w:t>Output</w:t>
+      </w:r>
+    </w:p>
+    <w:p>
+      <w:pPr>
+        <w:pStyle w:val="Compact"/>
+        <w:numPr>
+          <w:ilvl w:val="0"/>
+          <w:numId w:val="2"/>
+        </w:numPr>
+      </w:pPr>
+      <w:r>
+        <w:t>Bezier blending function curves</w:t>
+      </w:r>
+    </w:p>
+    <w:p>
+      <w:pPr>
+        <w:pStyle w:val="Compact"/>
+        <w:numPr>
+          <w:ilvl w:val="0"/>
+          <w:numId w:val="2"/>
+        </w:numPr>
+      </w:pPr>
+      <w:r>
+        <w:t xml:space="preserve">Output image saved as </w:t>
+      </w:r>
+      <w:r>
+        <w:rPr>
+          <w:rStyle w:val="VerbatimChar"/>
+        </w:rPr>
+        <w:t>Exp11_Output.png</w:t>
+      </w:r>
+    </w:p>
+    <w:p>
+      <w:pPr>
+        <w:pStyle w:val="Heading2"/>
+      </w:pPr>
+      <w:r>
+        <w:t>Result and Discussion</w:t>
+      </w:r>
+    </w:p>
+    <w:p>
+      <w:pPr>
+        <w:pStyle w:val="FirstParagraph"/>
+      </w:pPr>
+      <w:r>
+        <w:t xml:space="preserve">The Bezier blending functions were successfully plotted for the given set of control points. Each function shows the influence of a particular control point over the curve. The sum of all blending functions remains equal to 1 for every value of </w:t>
+      </w:r>
+      <m:oMath>
+        <m:r>
+          <w:rPr>
+            <w:rFonts w:ascii="Cambria Math" w:hAnsi="Cambria Math"/>
+          </w:rPr>
+          <m:t>t</m:t>
+        </m:r>
+      </m:oMath>
+      <w:r>
+        <w:t>, which ensures proper weighted curve generation.</w:t>
+      </w:r>
+    </w:p>
+    <w:p>
+      <w:pPr>
+        <w:pStyle w:val="Heading2"/>
+      </w:pPr>
+      <w:r>
+        <w:t>Source Code</w:t>
+      </w:r>
+    </w:p>
+    <w:p>
+      <w:pPr>
+        <w:pStyle w:val="SourceCode"/>
+      </w:pPr>
+      <w:bookmarkStart w:id="49" w:name="fa8df314"/>
+      <w:bookmarkEnd w:id="47"/>
+      <w:bookmarkEnd w:id="48"/>
+      <w:r>
+        <w:rPr>
+          <w:rStyle w:val="ImportTok"/>
+        </w:rPr>
+        <w:t>import</w:t>
+      </w:r>
+      <w:r>
+        <w:rPr>
+          <w:rStyle w:val="NormalTok"/>
+        </w:rPr>
+        <w:t xml:space="preserve"> numpy </w:t>
+      </w:r>
+      <w:r>
+        <w:rPr>
+          <w:rStyle w:val="ImportTok"/>
+        </w:rPr>
+        <w:t>as</w:t>
+      </w:r>
+      <w:r>
+        <w:rPr>
+          <w:rStyle w:val="NormalTok"/>
+        </w:rPr>
+        <w:t xml:space="preserve"> np</w:t>
+      </w:r>
+      <w:r>
+        <w:br/>
+      </w:r>
+      <w:r>
+        <w:rPr>
+          <w:rStyle w:val="ImportTok"/>
+        </w:rPr>
+        <w:t>import</w:t>
+      </w:r>
+      <w:r>
+        <w:rPr>
+          <w:rStyle w:val="NormalTok"/>
+        </w:rPr>
+        <w:t xml:space="preserve"> matplotlib.pyplot </w:t>
+      </w:r>
+      <w:r>
+        <w:rPr>
+          <w:rStyle w:val="ImportTok"/>
+        </w:rPr>
+        <w:t>as</w:t>
+      </w:r>
+      <w:r>
+        <w:rPr>
+          <w:rStyle w:val="NormalTok"/>
+        </w:rPr>
+        <w:t xml:space="preserve"> plt</w:t>
+      </w:r>
+      <w:r>
+        <w:br/>
+      </w:r>
+      <w:r>
+        <w:rPr>
+          <w:rStyle w:val="ImportTok"/>
+        </w:rPr>
+        <w:t>from</w:t>
+      </w:r>
+      <w:r>
+        <w:rPr>
+          <w:rStyle w:val="NormalTok"/>
+        </w:rPr>
+        <w:t xml:space="preserve"> math </w:t>
+      </w:r>
+      <w:r>
+        <w:rPr>
+          <w:rStyle w:val="ImportTok"/>
+        </w:rPr>
+        <w:t>import</w:t>
+      </w:r>
+      <w:r>
+        <w:rPr>
+          <w:rStyle w:val="NormalTok"/>
+        </w:rPr>
+        <w:t xml:space="preserve"> comb</w:t>
+      </w:r>
+      <w:r>
+        <w:br/>
+      </w:r>
+      <w:r>
+        <w:br/>
+      </w:r>
+      <w:r>
+        <w:rPr>
+          <w:rStyle w:val="KeywordTok"/>
+        </w:rPr>
+        <w:t>def</w:t>
+      </w:r>
+      <w:r>
+        <w:rPr>
+          <w:rStyle w:val="NormalTok"/>
+        </w:rPr>
+        <w:t xml:space="preserve"> bezier_blending_function(n, i, t):</w:t>
+      </w:r>
+      <w:r>
+        <w:br/>
+      </w:r>
+      <w:r>
+        <w:rPr>
+          <w:rStyle w:val="NormalTok"/>
+        </w:rPr>
+        <w:t xml:space="preserve">    </w:t>
+      </w:r>
+      <w:r>
+        <w:rPr>
+          <w:rStyle w:val="ControlFlowTok"/>
+        </w:rPr>
+        <w:t>return</w:t>
+      </w:r>
+      <w:r>
+        <w:rPr>
+          <w:rStyle w:val="NormalTok"/>
+        </w:rPr>
+        <w:t xml:space="preserve"> comb(n, i) </w:t>
+      </w:r>
+      <w:r>
+        <w:rPr>
+          <w:rStyle w:val="OperatorTok"/>
+        </w:rPr>
+        <w:t>*</w:t>
+      </w:r>
+      <w:r>
+        <w:rPr>
+          <w:rStyle w:val="NormalTok"/>
+        </w:rPr>
+        <w:t xml:space="preserve"> (t </w:t>
+      </w:r>
+      <w:r>
+        <w:rPr>
+          <w:rStyle w:val="OperatorTok"/>
+        </w:rPr>
+        <w:t>**</w:t>
+      </w:r>
+      <w:r>
+        <w:rPr>
+          <w:rStyle w:val="NormalTok"/>
+        </w:rPr>
+        <w:t xml:space="preserve"> i) </w:t>
+      </w:r>
+      <w:r>
+        <w:rPr>
+          <w:rStyle w:val="OperatorTok"/>
+        </w:rPr>
+        <w:t>*</w:t>
+      </w:r>
+      <w:r>
+        <w:rPr>
+          <w:rStyle w:val="NormalTok"/>
+        </w:rPr>
+        <w:t xml:space="preserve"> ((</w:t>
+      </w:r>
+      <w:r>
+        <w:rPr>
+          <w:rStyle w:val="DecValTok"/>
+        </w:rPr>
+        <w:t>1</w:t>
+      </w:r>
+      <w:r>
+        <w:rPr>
+          <w:rStyle w:val="NormalTok"/>
+        </w:rPr>
+        <w:t xml:space="preserve"> </w:t>
+      </w:r>
+      <w:r>
+        <w:rPr>
+          <w:rStyle w:val="OperatorTok"/>
+        </w:rPr>
+        <w:t>-</w:t>
+      </w:r>
+      <w:r>
+        <w:rPr>
+          <w:rStyle w:val="NormalTok"/>
+        </w:rPr>
+        <w:t xml:space="preserve"> t) </w:t>
+      </w:r>
+      <w:r>
+        <w:rPr>
+          <w:rStyle w:val="OperatorTok"/>
+        </w:rPr>
+        <w:t>**</w:t>
+      </w:r>
+      <w:r>
+        <w:rPr>
+          <w:rStyle w:val="NormalTok"/>
+        </w:rPr>
+        <w:t xml:space="preserve"> (n </w:t>
+      </w:r>
+      <w:r>
+        <w:rPr>
+          <w:rStyle w:val="OperatorTok"/>
+        </w:rPr>
+        <w:t>-</w:t>
+      </w:r>
+      <w:r>
+        <w:rPr>
+          <w:rStyle w:val="NormalTok"/>
+        </w:rPr>
+        <w:t xml:space="preserve"> i))</w:t>
+      </w:r>
+      <w:r>
+        <w:br/>
+      </w:r>
+      <w:r>
+        <w:br/>
+      </w:r>
+      <w:r>
+        <w:rPr>
+          <w:rStyle w:val="CommentTok"/>
+        </w:rPr>
+        <w:t># Number of control points</w:t>
+      </w:r>
+      <w:r>
+        <w:br/>
+      </w:r>
+      <w:r>
+        <w:rPr>
+          <w:rStyle w:val="NormalTok"/>
+        </w:rPr>
+        <w:t xml:space="preserve">control_points </w:t>
+      </w:r>
+      <w:r>
+        <w:rPr>
+          <w:rStyle w:val="OperatorTok"/>
+        </w:rPr>
+        <w:t>=</w:t>
+      </w:r>
+      <w:r>
+        <w:rPr>
+          <w:rStyle w:val="NormalTok"/>
+        </w:rPr>
+        <w:t xml:space="preserve"> </w:t>
+      </w:r>
+      <w:r>
+        <w:rPr>
+          <w:rStyle w:val="DecValTok"/>
+        </w:rPr>
+        <w:t>4</w:t>
+      </w:r>
+      <w:r>
+        <w:br/>
+      </w:r>
+      <w:r>
+        <w:rPr>
+          <w:rStyle w:val="NormalTok"/>
+        </w:rPr>
+        <w:t xml:space="preserve">degree </w:t>
+      </w:r>
+      <w:r>
+        <w:rPr>
+          <w:rStyle w:val="OperatorTok"/>
+        </w:rPr>
+        <w:t>=</w:t>
+      </w:r>
+      <w:r>
+        <w:rPr>
+          <w:rStyle w:val="NormalTok"/>
+        </w:rPr>
+        <w:t xml:space="preserve"> control_points </w:t>
+      </w:r>
+      <w:r>
+        <w:rPr>
+          <w:rStyle w:val="OperatorTok"/>
+        </w:rPr>
+        <w:t>-</w:t>
+      </w:r>
+      <w:r>
+        <w:rPr>
+          <w:rStyle w:val="NormalTok"/>
+        </w:rPr>
+        <w:t xml:space="preserve"> </w:t>
+      </w:r>
+      <w:r>
+        <w:rPr>
+          <w:rStyle w:val="DecValTok"/>
+        </w:rPr>
+        <w:t>1</w:t>
+      </w:r>
+      <w:r>
+        <w:br/>
+      </w:r>
+      <w:r>
+        <w:br/>
+      </w:r>
+      <w:r>
+        <w:rPr>
+          <w:rStyle w:val="CommentTok"/>
+        </w:rPr>
+        <w:t># Parameter values</w:t>
+      </w:r>
+      <w:r>
+        <w:br/>
+      </w:r>
+      <w:r>
+        <w:rPr>
+          <w:rStyle w:val="NormalTok"/>
+        </w:rPr>
+        <w:t xml:space="preserve">t </w:t>
+      </w:r>
+      <w:r>
+        <w:rPr>
+          <w:rStyle w:val="OperatorTok"/>
+        </w:rPr>
+        <w:t>=</w:t>
+      </w:r>
+      <w:r>
+        <w:rPr>
+          <w:rStyle w:val="NormalTok"/>
+        </w:rPr>
+        <w:t xml:space="preserve"> np.linspace(</w:t>
+      </w:r>
+      <w:r>
+        <w:rPr>
+          <w:rStyle w:val="DecValTok"/>
+        </w:rPr>
+        <w:t>0</w:t>
+      </w:r>
+      <w:r>
+        <w:rPr>
+          <w:rStyle w:val="NormalTok"/>
+        </w:rPr>
+        <w:t xml:space="preserve">, </w:t>
+      </w:r>
+      <w:r>
+        <w:rPr>
+          <w:rStyle w:val="DecValTok"/>
+        </w:rPr>
+        <w:t>1</w:t>
+      </w:r>
+      <w:r>
+        <w:rPr>
+          <w:rStyle w:val="NormalTok"/>
+        </w:rPr>
+        <w:t xml:space="preserve">, </w:t>
+      </w:r>
+      <w:r>
+        <w:rPr>
+          <w:rStyle w:val="DecValTok"/>
+        </w:rPr>
+        <w:t>200</w:t>
+      </w:r>
+      <w:r>
+        <w:rPr>
+          <w:rStyle w:val="NormalTok"/>
+        </w:rPr>
+        <w:t>)</w:t>
+      </w:r>
+      <w:r>
+        <w:br/>
+      </w:r>
+      <w:r>
+        <w:br/>
+      </w:r>
+      <w:r>
+        <w:rPr>
+          <w:rStyle w:val="NormalTok"/>
+        </w:rPr>
+        <w:t>plt.figure(figsize</w:t>
+      </w:r>
+      <w:r>
+        <w:rPr>
+          <w:rStyle w:val="OperatorTok"/>
+        </w:rPr>
+        <w:t>=</w:t>
+      </w:r>
+      <w:r>
+        <w:rPr>
+          <w:rStyle w:val="NormalTok"/>
+        </w:rPr>
+        <w:t>(</w:t>
+      </w:r>
+      <w:r>
+        <w:rPr>
+          <w:rStyle w:val="DecValTok"/>
+        </w:rPr>
+        <w:t>8</w:t>
+      </w:r>
+      <w:r>
+        <w:rPr>
+          <w:rStyle w:val="NormalTok"/>
+        </w:rPr>
+        <w:t xml:space="preserve">, </w:t>
+      </w:r>
+      <w:r>
+        <w:rPr>
+          <w:rStyle w:val="DecValTok"/>
+        </w:rPr>
+        <w:t>5</w:t>
+      </w:r>
+      <w:r>
+        <w:rPr>
+          <w:rStyle w:val="NormalTok"/>
+        </w:rPr>
+        <w:t>))</w:t>
+      </w:r>
+      <w:r>
+        <w:br/>
+      </w:r>
+      <w:r>
+        <w:br/>
+      </w:r>
+      <w:r>
+        <w:rPr>
+          <w:rStyle w:val="ControlFlowTok"/>
+        </w:rPr>
+        <w:t>for</w:t>
+      </w:r>
+      <w:r>
+        <w:rPr>
+          <w:rStyle w:val="NormalTok"/>
+        </w:rPr>
+        <w:t xml:space="preserve"> i </w:t>
+      </w:r>
+      <w:r>
+        <w:rPr>
+          <w:rStyle w:val="KeywordTok"/>
+        </w:rPr>
+        <w:t>in</w:t>
+      </w:r>
+      <w:r>
+        <w:rPr>
+          <w:rStyle w:val="NormalTok"/>
+        </w:rPr>
+        <w:t xml:space="preserve"> </w:t>
+      </w:r>
+      <w:r>
+        <w:rPr>
+          <w:rStyle w:val="BuiltInTok"/>
+        </w:rPr>
+        <w:t>range</w:t>
+      </w:r>
+      <w:r>
+        <w:rPr>
+          <w:rStyle w:val="NormalTok"/>
+        </w:rPr>
+        <w:t>(control_points):</w:t>
+      </w:r>
+      <w:r>
+        <w:br/>
+      </w:r>
+      <w:r>
+        <w:rPr>
+          <w:rStyle w:val="NormalTok"/>
+        </w:rPr>
+        <w:t xml:space="preserve">    blending_values </w:t>
+      </w:r>
+      <w:r>
+        <w:rPr>
+          <w:rStyle w:val="OperatorTok"/>
+        </w:rPr>
+        <w:t>=</w:t>
+      </w:r>
+      <w:r>
+        <w:rPr>
+          <w:rStyle w:val="NormalTok"/>
+        </w:rPr>
+        <w:t xml:space="preserve"> bezier_blending_function(degree, i, t)</w:t>
+      </w:r>
+      <w:r>
+        <w:br/>
+      </w:r>
+      <w:r>
+        <w:rPr>
+          <w:rStyle w:val="NormalTok"/>
+        </w:rPr>
+        <w:t xml:space="preserve">    plt.plot(t, blending_values, label</w:t>
+      </w:r>
+      <w:r>
+        <w:rPr>
+          <w:rStyle w:val="OperatorTok"/>
+        </w:rPr>
+        <w:t>=</w:t>
+      </w:r>
+      <w:r>
+        <w:rPr>
+          <w:rStyle w:val="SpecialStringTok"/>
+        </w:rPr>
+        <w:t>f"B</w:t>
+      </w:r>
+      <w:r>
+        <w:rPr>
+          <w:rStyle w:val="SpecialCharTok"/>
+        </w:rPr>
+        <w:t>{</w:t>
+      </w:r>
+      <w:r>
+        <w:rPr>
+          <w:rStyle w:val="NormalTok"/>
+        </w:rPr>
+        <w:t>i</w:t>
+      </w:r>
+      <w:r>
+        <w:rPr>
+          <w:rStyle w:val="SpecialCharTok"/>
+        </w:rPr>
+        <w:t>}</w:t>
+      </w:r>
+      <w:r>
+        <w:rPr>
+          <w:rStyle w:val="SpecialStringTok"/>
+        </w:rPr>
+        <w:t>,</w:t>
+      </w:r>
+      <w:r>
+        <w:rPr>
+          <w:rStyle w:val="SpecialCharTok"/>
+        </w:rPr>
+        <w:t>{</w:t>
+      </w:r>
+      <w:r>
+        <w:rPr>
+          <w:rStyle w:val="NormalTok"/>
+        </w:rPr>
+        <w:t>degree</w:t>
+      </w:r>
+      <w:r>
+        <w:rPr>
+          <w:rStyle w:val="SpecialCharTok"/>
+        </w:rPr>
+        <w:t>}</w:t>
+      </w:r>
+      <w:r>
+        <w:rPr>
+          <w:rStyle w:val="SpecialStringTok"/>
+        </w:rPr>
+        <w:t>(t)"</w:t>
+      </w:r>
+      <w:r>
+        <w:rPr>
+          <w:rStyle w:val="NormalTok"/>
+        </w:rPr>
+        <w:t>)</w:t>
+      </w:r>
+      <w:r>
+        <w:br/>
+      </w:r>
+      <w:r>
+        <w:br/>
+      </w:r>
+      <w:r>
+        <w:rPr>
+          <w:rStyle w:val="NormalTok"/>
+        </w:rPr>
+        <w:t>plt.title(</w:t>
+      </w:r>
+      <w:r>
+        <w:rPr>
+          <w:rStyle w:val="StringTok"/>
+        </w:rPr>
+        <w:t>"Bezier Blending Functions"</w:t>
+      </w:r>
+      <w:r>
+        <w:rPr>
+          <w:rStyle w:val="NormalTok"/>
+        </w:rPr>
+        <w:t>)</w:t>
+      </w:r>
+      <w:r>
+        <w:br/>
+      </w:r>
+      <w:r>
+        <w:rPr>
+          <w:rStyle w:val="NormalTok"/>
+        </w:rPr>
+        <w:t>plt.xlabel(</w:t>
+      </w:r>
+      <w:r>
+        <w:rPr>
+          <w:rStyle w:val="StringTok"/>
+        </w:rPr>
+        <w:t>"t"</w:t>
+      </w:r>
+      <w:r>
+        <w:rPr>
+          <w:rStyle w:val="NormalTok"/>
+        </w:rPr>
+        <w:t>)</w:t>
+      </w:r>
+      <w:r>
+        <w:br/>
+      </w:r>
+      <w:r>
+        <w:rPr>
+          <w:rStyle w:val="NormalTok"/>
+        </w:rPr>
+        <w:t>plt.ylabel(</w:t>
+      </w:r>
+      <w:r>
+        <w:rPr>
+          <w:rStyle w:val="StringTok"/>
+        </w:rPr>
+        <w:t>"Blending Function Value"</w:t>
+      </w:r>
+      <w:r>
+        <w:rPr>
+          <w:rStyle w:val="NormalTok"/>
+        </w:rPr>
+        <w:t>)</w:t>
+      </w:r>
+      <w:r>
+        <w:br/>
+      </w:r>
+      <w:r>
+        <w:rPr>
+          <w:rStyle w:val="NormalTok"/>
+        </w:rPr>
+        <w:t>plt.grid(</w:t>
+      </w:r>
+      <w:r>
+        <w:rPr>
+          <w:rStyle w:val="VariableTok"/>
+        </w:rPr>
+        <w:t>True</w:t>
+      </w:r>
+      <w:r>
+        <w:rPr>
+          <w:rStyle w:val="NormalTok"/>
+        </w:rPr>
+        <w:t>)</w:t>
+      </w:r>
+      <w:r>
+        <w:br/>
+      </w:r>
+      <w:r>
+        <w:rPr>
+          <w:rStyle w:val="NormalTok"/>
+        </w:rPr>
+        <w:t>plt.legend()</w:t>
+      </w:r>
+      <w:r>
+        <w:br/>
+      </w:r>
+      <w:r>
+        <w:rPr>
+          <w:rStyle w:val="NormalTok"/>
+        </w:rPr>
+        <w:t>plt.savefig(</w:t>
+      </w:r>
+      <w:r>
+        <w:rPr>
+          <w:rStyle w:val="StringTok"/>
+        </w:rPr>
+        <w:t>"Exp11_Output.png"</w:t>
+      </w:r>
+      <w:r>
+        <w:rPr>
+          <w:rStyle w:val="NormalTok"/>
+        </w:rPr>
+        <w:t>)</w:t>
+      </w:r>
+      <w:r>
+        <w:br/>
+      </w:r>
+      <w:r>
+        <w:rPr>
+          <w:rStyle w:val="NormalTok"/>
+        </w:rPr>
+        <w:t>plt.show()</w:t>
+      </w:r>
+    </w:p>
+    <w:p>
+      <w:pPr>
+        <w:pStyle w:val="FirstParagraph"/>
+      </w:pPr>
+      <w:r>
+        <w:rPr>
+          <w:noProof/>
+        </w:rPr>
+        <w:lastRenderedPageBreak/>
+        <w:drawing>
+          <wp:inline distT="0" distB="0" distL="0" distR="0" wp14:anchorId="3FD6F0BA" wp14:editId="33DDDF5F">
+            <wp:extent cx="5334000" cy="3628046"/>
+            <wp:effectExtent l="0" t="0" r="0" b="0"/>
+            <wp:docPr id="155" name="Picture"/>
+            <wp:cNvGraphicFramePr/>
+            <a:graphic xmlns:a="http://schemas.openxmlformats.org/drawingml/2006/main">
+              <a:graphicData uri="http://schemas.openxmlformats.org/drawingml/2006/picture">
+                <pic:pic xmlns:pic="http://schemas.openxmlformats.org/drawingml/2006/picture">
+                  <pic:nvPicPr>
+                    <pic:cNvPr id="156" name="Picture" descr="7428258f328e911fa01e9f928a37687029150f95.png"/>
+                    <pic:cNvPicPr>
+                      <a:picLocks noChangeAspect="1" noChangeArrowheads="1"/>
+                    </pic:cNvPicPr>
+                  </pic:nvPicPr>
+                  <pic:blipFill>
+                    <a:blip r:embed="rId18"/>
+                    <a:stretch>
+                      <a:fillRect/>
+                    </a:stretch>
+                  </pic:blipFill>
+                  <pic:spPr bwMode="auto">
+                    <a:xfrm>
+                      <a:off x="0" y="0"/>
+                      <a:ext cx="5334000" cy="3628046"/>
+                    </a:xfrm>
+                    <a:prstGeom prst="rect">
+                      <a:avLst/>
+                    </a:prstGeom>
+                    <a:noFill/>
+                    <a:ln w="9525">
+                      <a:noFill/>
+                      <a:headEnd/>
+                      <a:tailEnd/>
+                    </a:ln>
+                  </pic:spPr>
+                </pic:pic>
+              </a:graphicData>
+            </a:graphic>
+          </wp:inline>
+        </w:drawing>
+      </w:r>
+    </w:p>
+    <w:p>
+      <w:pPr>
+        <w:rPr>
+          <w:rFonts w:asciiTheme="majorHAnsi" w:eastAsiaTheme="majorEastAsia" w:hAnsiTheme="majorHAnsi" w:cstheme="majorBidi"/>
+          <w:b/>
+          <w:bCs/>
+          <w:color w:val="4F81BD" w:themeColor="accent1"/>
+          <w:sz w:val="32"/>
+          <w:szCs w:val="32"/>
+        </w:rPr>
+      </w:pPr>
+      <w:bookmarkStart w:id="50" w:name="experiment-no-12"/>
+      <w:bookmarkStart w:id="51" w:name="X3474d2360ddfd416efc6cdf11a14a8b259a8493"/>
+      <w:bookmarkEnd w:id="49"/>
+      <w:r>
+        <w:br w:type="page"/>
+      </w:r>
+    </w:p>
+    <w:p>
+      <w:pPr>
+        <w:pStyle w:val="Heading1"/>
+      </w:pPr>
+      <w:r>
+        <w:lastRenderedPageBreak/>
+        <w:t>Experiment No. 12</w:t>
+      </w:r>
+    </w:p>
+    <w:p>
+      <w:pPr>
+        <w:pStyle w:val="Heading2"/>
+      </w:pPr>
+      <w:r>
+        <w:t>Title</w:t>
+      </w:r>
+    </w:p>
+    <w:p>
+      <w:pPr>
+        <w:pStyle w:val="FirstParagraph"/>
+      </w:pPr>
+      <w:r>
+        <w:rPr>
+          <w:b/>
+          <w:bCs/>
+        </w:rPr>
+        <w:t>To create various types of texts and fonts</w:t>
+      </w:r>
+    </w:p>
+    <w:p>
+      <w:pPr>
+        <w:pStyle w:val="Heading2"/>
+      </w:pPr>
+      <w:r>
+        <w:t>Objective</w:t>
+      </w:r>
+    </w:p>
+    <w:p>
+      <w:pPr>
+        <w:pStyle w:val="FirstParagraph"/>
+      </w:pPr>
+      <w:r>
+        <w:t>To display text in different font styles, sizes, colors, and orientations using Python graphics functions.</w:t>
+      </w:r>
+    </w:p>
+    <w:p>
+      <w:pPr>
+        <w:pStyle w:val="Heading2"/>
+      </w:pPr>
+      <w:r>
+        <w:t>Theory</w:t>
+      </w:r>
+    </w:p>
+    <w:p>
+      <w:pPr>
+        <w:pStyle w:val="FirstParagraph"/>
+      </w:pPr>
+      <w:r>
+        <w:t>Text formatting is an important part of computer graphics. It is used to display labels, titles, annotations, and messages in graphical applications.</w:t>
+      </w:r>
+    </w:p>
+    <w:p>
+      <w:pPr>
+        <w:pStyle w:val="BodyText"/>
+      </w:pPr>
+      <w:r>
+        <w:t>In graphics programming, text can be modified by changing:</w:t>
+      </w:r>
+    </w:p>
+    <w:p>
+      <w:pPr>
+        <w:pStyle w:val="Compact"/>
+        <w:numPr>
+          <w:ilvl w:val="0"/>
+          <w:numId w:val="2"/>
+        </w:numPr>
+      </w:pPr>
+      <w:r>
+        <w:t>Font style</w:t>
+      </w:r>
+    </w:p>
+    <w:p>
+      <w:pPr>
+        <w:pStyle w:val="Compact"/>
+        <w:numPr>
+          <w:ilvl w:val="0"/>
+          <w:numId w:val="2"/>
+        </w:numPr>
+      </w:pPr>
+      <w:r>
+        <w:t>Font size</w:t>
+      </w:r>
+    </w:p>
+    <w:p>
+      <w:pPr>
+        <w:pStyle w:val="Compact"/>
+        <w:numPr>
+          <w:ilvl w:val="0"/>
+          <w:numId w:val="2"/>
+        </w:numPr>
+      </w:pPr>
+      <w:r>
+        <w:t>Font color</w:t>
+      </w:r>
+    </w:p>
+    <w:p>
+      <w:pPr>
+        <w:pStyle w:val="Compact"/>
+        <w:numPr>
+          <w:ilvl w:val="0"/>
+          <w:numId w:val="2"/>
+        </w:numPr>
+      </w:pPr>
+      <w:r>
+        <w:t>Text position</w:t>
+      </w:r>
+    </w:p>
+    <w:p>
+      <w:pPr>
+        <w:pStyle w:val="Compact"/>
+        <w:numPr>
+          <w:ilvl w:val="0"/>
+          <w:numId w:val="2"/>
+        </w:numPr>
+      </w:pPr>
+      <w:r>
+        <w:t>Text orientation</w:t>
+      </w:r>
+    </w:p>
+    <w:p>
+      <w:pPr>
+        <w:pStyle w:val="FirstParagraph"/>
+      </w:pPr>
+      <w:r>
+        <w:t xml:space="preserve">In Python, Matplotlib provides functions such as </w:t>
+      </w:r>
+      <w:r>
+        <w:rPr>
+          <w:rStyle w:val="VerbatimChar"/>
+        </w:rPr>
+        <w:t>text()</w:t>
+      </w:r>
+      <w:r>
+        <w:t xml:space="preserve"> and </w:t>
+      </w:r>
+      <w:r>
+        <w:rPr>
+          <w:rStyle w:val="VerbatimChar"/>
+        </w:rPr>
+        <w:t>title()</w:t>
+      </w:r>
+      <w:r>
+        <w:t xml:space="preserve"> to display formatted text on a graph. Different font styles and sizes can be applied using parameters such as </w:t>
+      </w:r>
+      <w:r>
+        <w:rPr>
+          <w:rStyle w:val="VerbatimChar"/>
+        </w:rPr>
+        <w:t>fontsize</w:t>
+      </w:r>
+      <w:r>
+        <w:t xml:space="preserve">, </w:t>
+      </w:r>
+      <w:r>
+        <w:rPr>
+          <w:rStyle w:val="VerbatimChar"/>
+        </w:rPr>
+        <w:t>fontstyle</w:t>
+      </w:r>
+      <w:r>
+        <w:t xml:space="preserve">, </w:t>
+      </w:r>
+      <w:r>
+        <w:rPr>
+          <w:rStyle w:val="VerbatimChar"/>
+        </w:rPr>
+        <w:t>fontweight</w:t>
+      </w:r>
+      <w:r>
+        <w:t xml:space="preserve">, and </w:t>
+      </w:r>
+      <w:r>
+        <w:rPr>
+          <w:rStyle w:val="VerbatimChar"/>
+        </w:rPr>
+        <w:t>color</w:t>
+      </w:r>
+      <w:r>
+        <w:t>.</w:t>
+      </w:r>
+    </w:p>
+    <w:p>
+      <w:pPr>
+        <w:pStyle w:val="BodyText"/>
+      </w:pPr>
+      <w:r>
+        <w:t xml:space="preserve">The original graphics lab manual also includes text formatting using functions like </w:t>
+      </w:r>
+      <w:r>
+        <w:rPr>
+          <w:rStyle w:val="VerbatimChar"/>
+        </w:rPr>
+        <w:t>outtext()</w:t>
+      </w:r>
+      <w:r>
+        <w:t xml:space="preserve">, </w:t>
+      </w:r>
+      <w:r>
+        <w:rPr>
+          <w:rStyle w:val="VerbatimChar"/>
+        </w:rPr>
+        <w:t>outtextxy()</w:t>
+      </w:r>
+      <w:r>
+        <w:t xml:space="preserve">, </w:t>
+      </w:r>
+      <w:r>
+        <w:rPr>
+          <w:rStyle w:val="VerbatimChar"/>
+        </w:rPr>
+        <w:t>settextstyle()</w:t>
+      </w:r>
+      <w:r>
+        <w:t xml:space="preserve">, and </w:t>
+      </w:r>
+      <w:r>
+        <w:rPr>
+          <w:rStyle w:val="VerbatimChar"/>
+        </w:rPr>
+        <w:t>setcolor()</w:t>
+      </w:r>
+      <w:r>
+        <w:t xml:space="preserve"> in C graphics. :contentReference[oaicite:0]{index=0}</w:t>
+      </w:r>
+    </w:p>
+    <w:p>
+      <w:pPr>
+        <w:pStyle w:val="Heading2"/>
+      </w:pPr>
+      <w:r>
+        <w:t>Procedure</w:t>
+      </w:r>
+    </w:p>
+    <w:p>
+      <w:pPr>
+        <w:pStyle w:val="Compact"/>
+        <w:numPr>
+          <w:ilvl w:val="0"/>
+          <w:numId w:val="3"/>
+        </w:numPr>
+      </w:pPr>
+      <w:r>
+        <w:t>Import the required Python library.</w:t>
+      </w:r>
+    </w:p>
+    <w:p>
+      <w:pPr>
+        <w:pStyle w:val="Compact"/>
+        <w:numPr>
+          <w:ilvl w:val="0"/>
+          <w:numId w:val="3"/>
+        </w:numPr>
+      </w:pPr>
+      <w:r>
+        <w:t>Create a blank plotting area.</w:t>
+      </w:r>
+    </w:p>
+    <w:p>
+      <w:pPr>
+        <w:pStyle w:val="Compact"/>
+        <w:numPr>
+          <w:ilvl w:val="0"/>
+          <w:numId w:val="3"/>
+        </w:numPr>
+      </w:pPr>
+      <w:r>
+        <w:t>Display text using different font sizes.</w:t>
+      </w:r>
+    </w:p>
+    <w:p>
+      <w:pPr>
+        <w:pStyle w:val="Compact"/>
+        <w:numPr>
+          <w:ilvl w:val="0"/>
+          <w:numId w:val="3"/>
+        </w:numPr>
+      </w:pPr>
+      <w:r>
+        <w:t>Display text using different font styles and colors.</w:t>
+      </w:r>
+    </w:p>
+    <w:p>
+      <w:pPr>
+        <w:pStyle w:val="Compact"/>
+        <w:numPr>
+          <w:ilvl w:val="0"/>
+          <w:numId w:val="3"/>
+        </w:numPr>
+      </w:pPr>
+      <w:r>
+        <w:t>Display horizontal and vertical text.</w:t>
+      </w:r>
+    </w:p>
+    <w:p>
+      <w:pPr>
+        <w:pStyle w:val="Compact"/>
+        <w:numPr>
+          <w:ilvl w:val="0"/>
+          <w:numId w:val="3"/>
+        </w:numPr>
+      </w:pPr>
+      <w:r>
+        <w:t>Add title and remove unnecessary axis markings.</w:t>
+      </w:r>
+    </w:p>
+    <w:p>
+      <w:pPr>
+        <w:pStyle w:val="Compact"/>
+        <w:numPr>
+          <w:ilvl w:val="0"/>
+          <w:numId w:val="3"/>
+        </w:numPr>
+      </w:pPr>
+      <w:r>
+        <w:t>Save and show the output image.</w:t>
+      </w:r>
+    </w:p>
+    <w:p>
+      <w:pPr>
+        <w:pStyle w:val="Heading2"/>
+      </w:pPr>
+      <w:r>
+        <w:t>Output</w:t>
+      </w:r>
+    </w:p>
+    <w:p>
+      <w:pPr>
+        <w:pStyle w:val="Compact"/>
+        <w:numPr>
+          <w:ilvl w:val="0"/>
+          <w:numId w:val="2"/>
+        </w:numPr>
+      </w:pPr>
+      <w:r>
+        <w:t>Text displayed in different font styles</w:t>
+      </w:r>
+    </w:p>
+    <w:p>
+      <w:pPr>
+        <w:pStyle w:val="Compact"/>
+        <w:numPr>
+          <w:ilvl w:val="0"/>
+          <w:numId w:val="2"/>
+        </w:numPr>
+      </w:pPr>
+      <w:r>
+        <w:t>Text displayed in different sizes</w:t>
+      </w:r>
+    </w:p>
+    <w:p>
+      <w:pPr>
+        <w:pStyle w:val="Compact"/>
+        <w:numPr>
+          <w:ilvl w:val="0"/>
+          <w:numId w:val="2"/>
+        </w:numPr>
+      </w:pPr>
+      <w:r>
+        <w:t>Text displayed in different colors</w:t>
+      </w:r>
+    </w:p>
+    <w:p>
+      <w:pPr>
+        <w:pStyle w:val="Compact"/>
+        <w:numPr>
+          <w:ilvl w:val="0"/>
+          <w:numId w:val="2"/>
+        </w:numPr>
+      </w:pPr>
+      <w:r>
+        <w:t>Horizontal and vertical text representation</w:t>
+      </w:r>
+    </w:p>
+    <w:p>
+      <w:pPr>
+        <w:pStyle w:val="Compact"/>
+        <w:numPr>
+          <w:ilvl w:val="0"/>
+          <w:numId w:val="2"/>
+        </w:numPr>
+      </w:pPr>
+      <w:r>
+        <w:t xml:space="preserve">Output image saved as </w:t>
+      </w:r>
+      <w:r>
+        <w:rPr>
+          <w:rStyle w:val="VerbatimChar"/>
+        </w:rPr>
+        <w:t>Exp12_Output.png</w:t>
+      </w:r>
+    </w:p>
+    <w:p>
+      <w:pPr>
+        <w:pStyle w:val="Heading2"/>
+      </w:pPr>
+      <w:r>
+        <w:lastRenderedPageBreak/>
+        <w:t>Result and Discussion</w:t>
+      </w:r>
+    </w:p>
+    <w:p>
+      <w:pPr>
+        <w:pStyle w:val="FirstParagraph"/>
+      </w:pPr>
+      <w:r>
+        <w:t>Different types of text and fonts were successfully displayed using Python. The output shows variations in font size, font style, font weight, color, and orientation. This experiment helps in understanding how text formatting is used in computer graphics for labeling and visual presentation.</w:t>
+      </w:r>
+    </w:p>
+    <w:p>
+      <w:pPr>
+        <w:pStyle w:val="Heading2"/>
+      </w:pPr>
+      <w:r>
+        <w:t>Source Code</w:t>
+      </w:r>
+    </w:p>
+    <w:bookmarkEnd w:id="50"/>
+    <w:bookmarkEnd w:id="51"/>
+    <w:p>
+      <w:pPr>
+        <w:pStyle w:val="SourceCode"/>
+      </w:pPr>
+      <w:r>
+        <w:rPr>
+          <w:rStyle w:val="ImportTok"/>
+        </w:rPr>
+        <w:t>import</w:t>
+      </w:r>
+      <w:r>
+        <w:rPr>
+          <w:rStyle w:val="NormalTok"/>
+        </w:rPr>
+        <w:t xml:space="preserve"> matplotlib.pyplot </w:t>
+      </w:r>
+      <w:r>
+        <w:rPr>
+          <w:rStyle w:val="ImportTok"/>
+        </w:rPr>
+        <w:t>as</w:t>
+      </w:r>
+      <w:r>
+        <w:rPr>
+          <w:rStyle w:val="NormalTok"/>
+        </w:rPr>
+        <w:t xml:space="preserve"> plt</w:t>
+      </w:r>
+      <w:r>
+        <w:br/>
+      </w:r>
+      <w:r>
+        <w:br/>
+      </w:r>
+      <w:r>
+        <w:rPr>
+          <w:rStyle w:val="NormalTok"/>
+        </w:rPr>
+        <w:t>plt.figure(figsize</w:t>
+      </w:r>
+      <w:r>
+        <w:rPr>
+          <w:rStyle w:val="OperatorTok"/>
+        </w:rPr>
+        <w:t>=</w:t>
+      </w:r>
+      <w:r>
+        <w:rPr>
+          <w:rStyle w:val="NormalTok"/>
+        </w:rPr>
+        <w:t>(</w:t>
+      </w:r>
+      <w:r>
+        <w:rPr>
+          <w:rStyle w:val="DecValTok"/>
+        </w:rPr>
+        <w:t>10</w:t>
+      </w:r>
+      <w:r>
+        <w:rPr>
+          <w:rStyle w:val="NormalTok"/>
+        </w:rPr>
+        <w:t xml:space="preserve">, </w:t>
+      </w:r>
+      <w:r>
+        <w:rPr>
+          <w:rStyle w:val="DecValTok"/>
+        </w:rPr>
+        <w:t>7</w:t>
+      </w:r>
+      <w:r>
+        <w:rPr>
+          <w:rStyle w:val="NormalTok"/>
+        </w:rPr>
+        <w:t>))</w:t>
+      </w:r>
+      <w:r>
+        <w:br/>
+      </w:r>
+      <w:r>
+        <w:br/>
+      </w:r>
+      <w:r>
+        <w:rPr>
+          <w:rStyle w:val="NormalTok"/>
+        </w:rPr>
+        <w:t>plt.text(</w:t>
+      </w:r>
+      <w:r>
+        <w:rPr>
+          <w:rStyle w:val="FloatTok"/>
+        </w:rPr>
+        <w:t>0.1</w:t>
+      </w:r>
+      <w:r>
+        <w:rPr>
+          <w:rStyle w:val="NormalTok"/>
+        </w:rPr>
+        <w:t xml:space="preserve">, </w:t>
+      </w:r>
+      <w:r>
+        <w:rPr>
+          <w:rStyle w:val="FloatTok"/>
+        </w:rPr>
+        <w:t>0.9</w:t>
+      </w:r>
+      <w:r>
+        <w:rPr>
+          <w:rStyle w:val="NormalTok"/>
+        </w:rPr>
+        <w:t xml:space="preserve">, </w:t>
+      </w:r>
+      <w:r>
+        <w:rPr>
+          <w:rStyle w:val="StringTok"/>
+        </w:rPr>
+        <w:t>"Default Font Text"</w:t>
+      </w:r>
+      <w:r>
+        <w:rPr>
+          <w:rStyle w:val="NormalTok"/>
+        </w:rPr>
+        <w:t>, fontsize</w:t>
+      </w:r>
+      <w:r>
+        <w:rPr>
+          <w:rStyle w:val="OperatorTok"/>
+        </w:rPr>
+        <w:t>=</w:t>
+      </w:r>
+      <w:r>
+        <w:rPr>
+          <w:rStyle w:val="DecValTok"/>
+        </w:rPr>
+        <w:t>14</w:t>
+      </w:r>
+      <w:r>
+        <w:rPr>
+          <w:rStyle w:val="NormalTok"/>
+        </w:rPr>
+        <w:t>)</w:t>
+      </w:r>
+      <w:r>
+        <w:br/>
+      </w:r>
+      <w:r>
+        <w:rPr>
+          <w:rStyle w:val="NormalTok"/>
+        </w:rPr>
+        <w:t>plt.text(</w:t>
+      </w:r>
+      <w:r>
+        <w:rPr>
+          <w:rStyle w:val="FloatTok"/>
+        </w:rPr>
+        <w:t>0.1</w:t>
+      </w:r>
+      <w:r>
+        <w:rPr>
+          <w:rStyle w:val="NormalTok"/>
+        </w:rPr>
+        <w:t xml:space="preserve">, </w:t>
+      </w:r>
+      <w:r>
+        <w:rPr>
+          <w:rStyle w:val="FloatTok"/>
+        </w:rPr>
+        <w:t>0.8</w:t>
+      </w:r>
+      <w:r>
+        <w:rPr>
+          <w:rStyle w:val="NormalTok"/>
+        </w:rPr>
+        <w:t xml:space="preserve">, </w:t>
+      </w:r>
+      <w:r>
+        <w:rPr>
+          <w:rStyle w:val="StringTok"/>
+        </w:rPr>
+        <w:t>"Bold Text"</w:t>
+      </w:r>
+      <w:r>
+        <w:rPr>
+          <w:rStyle w:val="NormalTok"/>
+        </w:rPr>
+        <w:t>, fontsize</w:t>
+      </w:r>
+      <w:r>
+        <w:rPr>
+          <w:rStyle w:val="OperatorTok"/>
+        </w:rPr>
+        <w:t>=</w:t>
+      </w:r>
+      <w:r>
+        <w:rPr>
+          <w:rStyle w:val="DecValTok"/>
+        </w:rPr>
+        <w:t>16</w:t>
+      </w:r>
+      <w:r>
+        <w:rPr>
+          <w:rStyle w:val="NormalTok"/>
+        </w:rPr>
+        <w:t>, fontweight</w:t>
+      </w:r>
+      <w:r>
+        <w:rPr>
+          <w:rStyle w:val="OperatorTok"/>
+        </w:rPr>
+        <w:t>=</w:t>
+      </w:r>
+      <w:r>
+        <w:rPr>
+          <w:rStyle w:val="StringTok"/>
+        </w:rPr>
+        <w:t>"bold"</w:t>
+      </w:r>
+      <w:r>
+        <w:rPr>
+          <w:rStyle w:val="NormalTok"/>
+        </w:rPr>
+        <w:t>)</w:t>
+      </w:r>
+      <w:r>
+        <w:br/>
+      </w:r>
+      <w:r>
+        <w:rPr>
+          <w:rStyle w:val="NormalTok"/>
+        </w:rPr>
+        <w:t>plt.text(</w:t>
+      </w:r>
+      <w:r>
+        <w:rPr>
+          <w:rStyle w:val="FloatTok"/>
+        </w:rPr>
+        <w:t>0.1</w:t>
+      </w:r>
+      <w:r>
+        <w:rPr>
+          <w:rStyle w:val="NormalTok"/>
+        </w:rPr>
+        <w:t xml:space="preserve">, </w:t>
+      </w:r>
+      <w:r>
+        <w:rPr>
+          <w:rStyle w:val="FloatTok"/>
+        </w:rPr>
+        <w:t>0.7</w:t>
+      </w:r>
+      <w:r>
+        <w:rPr>
+          <w:rStyle w:val="NormalTok"/>
+        </w:rPr>
+        <w:t xml:space="preserve">, </w:t>
+      </w:r>
+      <w:r>
+        <w:rPr>
+          <w:rStyle w:val="StringTok"/>
+        </w:rPr>
+        <w:t>"Italic Text"</w:t>
+      </w:r>
+      <w:r>
+        <w:rPr>
+          <w:rStyle w:val="NormalTok"/>
+        </w:rPr>
+        <w:t>, fontsize</w:t>
+      </w:r>
+      <w:r>
+        <w:rPr>
+          <w:rStyle w:val="OperatorTok"/>
+        </w:rPr>
+        <w:t>=</w:t>
+      </w:r>
+      <w:r>
+        <w:rPr>
+          <w:rStyle w:val="DecValTok"/>
+        </w:rPr>
+        <w:t>16</w:t>
+      </w:r>
+      <w:r>
+        <w:rPr>
+          <w:rStyle w:val="NormalTok"/>
+        </w:rPr>
+        <w:t>, fontstyle</w:t>
+      </w:r>
+      <w:r>
+        <w:rPr>
+          <w:rStyle w:val="OperatorTok"/>
+        </w:rPr>
+        <w:t>=</w:t>
+      </w:r>
+      <w:r>
+        <w:rPr>
+          <w:rStyle w:val="StringTok"/>
+        </w:rPr>
+        <w:t>"italic"</w:t>
+      </w:r>
+      <w:r>
+        <w:rPr>
+          <w:rStyle w:val="NormalTok"/>
+        </w:rPr>
+        <w:t>)</w:t>
+      </w:r>
+      <w:r>
+        <w:br/>
+      </w:r>
+      <w:r>
+        <w:rPr>
+          <w:rStyle w:val="NormalTok"/>
+        </w:rPr>
+        <w:t>plt.text(</w:t>
+      </w:r>
+      <w:r>
+        <w:rPr>
+          <w:rStyle w:val="FloatTok"/>
+        </w:rPr>
+        <w:t>0.1</w:t>
+      </w:r>
+      <w:r>
+        <w:rPr>
+          <w:rStyle w:val="NormalTok"/>
+        </w:rPr>
+        <w:t xml:space="preserve">, </w:t>
+      </w:r>
+      <w:r>
+        <w:rPr>
+          <w:rStyle w:val="FloatTok"/>
+        </w:rPr>
+        <w:t>0.6</w:t>
+      </w:r>
+      <w:r>
+        <w:rPr>
+          <w:rStyle w:val="NormalTok"/>
+        </w:rPr>
+        <w:t xml:space="preserve">, </w:t>
+      </w:r>
+      <w:r>
+        <w:rPr>
+          <w:rStyle w:val="StringTok"/>
+        </w:rPr>
+        <w:t>"Large Red Text"</w:t>
+      </w:r>
+      <w:r>
+        <w:rPr>
+          <w:rStyle w:val="NormalTok"/>
+        </w:rPr>
+        <w:t>, fontsize</w:t>
+      </w:r>
+      <w:r>
+        <w:rPr>
+          <w:rStyle w:val="OperatorTok"/>
+        </w:rPr>
+        <w:t>=</w:t>
+      </w:r>
+      <w:r>
+        <w:rPr>
+          <w:rStyle w:val="DecValTok"/>
+        </w:rPr>
+        <w:t>22</w:t>
+      </w:r>
+      <w:r>
+        <w:rPr>
+          <w:rStyle w:val="NormalTok"/>
+        </w:rPr>
+        <w:t>, color</w:t>
+      </w:r>
+      <w:r>
+        <w:rPr>
+          <w:rStyle w:val="OperatorTok"/>
+        </w:rPr>
+        <w:t>=</w:t>
+      </w:r>
+      <w:r>
+        <w:rPr>
+          <w:rStyle w:val="StringTok"/>
+        </w:rPr>
+        <w:t>"red"</w:t>
+      </w:r>
+      <w:r>
+        <w:rPr>
+          <w:rStyle w:val="NormalTok"/>
+        </w:rPr>
+        <w:t>)</w:t>
+      </w:r>
+      <w:r>
+        <w:br/>
+      </w:r>
+      <w:r>
+        <w:rPr>
+          <w:rStyle w:val="NormalTok"/>
+        </w:rPr>
+        <w:t>plt.text(</w:t>
+      </w:r>
+      <w:r>
+        <w:rPr>
+          <w:rStyle w:val="FloatTok"/>
+        </w:rPr>
+        <w:t>0.1</w:t>
+      </w:r>
+      <w:r>
+        <w:rPr>
+          <w:rStyle w:val="NormalTok"/>
+        </w:rPr>
+        <w:t xml:space="preserve">, </w:t>
+      </w:r>
+      <w:r>
+        <w:rPr>
+          <w:rStyle w:val="FloatTok"/>
+        </w:rPr>
+        <w:t>0.5</w:t>
+      </w:r>
+      <w:r>
+        <w:rPr>
+          <w:rStyle w:val="NormalTok"/>
+        </w:rPr>
+        <w:t xml:space="preserve">, </w:t>
+      </w:r>
+      <w:r>
+        <w:rPr>
+          <w:rStyle w:val="StringTok"/>
+        </w:rPr>
+        <w:t>"Green Text"</w:t>
+      </w:r>
+      <w:r>
+        <w:rPr>
+          <w:rStyle w:val="NormalTok"/>
+        </w:rPr>
+        <w:t>, fontsize</w:t>
+      </w:r>
+      <w:r>
+        <w:rPr>
+          <w:rStyle w:val="OperatorTok"/>
+        </w:rPr>
+        <w:t>=</w:t>
+      </w:r>
+      <w:r>
+        <w:rPr>
+          <w:rStyle w:val="DecValTok"/>
+        </w:rPr>
+        <w:t>18</w:t>
+      </w:r>
+      <w:r>
+        <w:rPr>
+          <w:rStyle w:val="NormalTok"/>
+        </w:rPr>
+        <w:t>, color</w:t>
+      </w:r>
+      <w:r>
+        <w:rPr>
+          <w:rStyle w:val="OperatorTok"/>
+        </w:rPr>
+        <w:t>=</w:t>
+      </w:r>
+      <w:r>
+        <w:rPr>
+          <w:rStyle w:val="StringTok"/>
+        </w:rPr>
+        <w:t>"green"</w:t>
+      </w:r>
+      <w:r>
+        <w:rPr>
+          <w:rStyle w:val="NormalTok"/>
+        </w:rPr>
+        <w:t>)</w:t>
+      </w:r>
+      <w:r>
+        <w:br/>
+      </w:r>
+      <w:r>
+        <w:rPr>
+          <w:rStyle w:val="NormalTok"/>
+        </w:rPr>
+        <w:t>plt.text(</w:t>
+      </w:r>
+      <w:r>
+        <w:rPr>
+          <w:rStyle w:val="FloatTok"/>
+        </w:rPr>
+        <w:t>0.1</w:t>
+      </w:r>
+      <w:r>
+        <w:rPr>
+          <w:rStyle w:val="NormalTok"/>
+        </w:rPr>
+        <w:t xml:space="preserve">, </w:t>
+      </w:r>
+      <w:r>
+        <w:rPr>
+          <w:rStyle w:val="FloatTok"/>
+        </w:rPr>
+        <w:t>0.4</w:t>
+      </w:r>
+      <w:r>
+        <w:rPr>
+          <w:rStyle w:val="NormalTok"/>
+        </w:rPr>
+        <w:t xml:space="preserve">, </w:t>
+      </w:r>
+      <w:r>
+        <w:rPr>
+          <w:rStyle w:val="StringTok"/>
+        </w:rPr>
+        <w:t>"Blue Bold Text"</w:t>
+      </w:r>
+      <w:r>
+        <w:rPr>
+          <w:rStyle w:val="NormalTok"/>
+        </w:rPr>
+        <w:t>, fontsize</w:t>
+      </w:r>
+      <w:r>
+        <w:rPr>
+          <w:rStyle w:val="OperatorTok"/>
+        </w:rPr>
+        <w:t>=</w:t>
+      </w:r>
+      <w:r>
+        <w:rPr>
+          <w:rStyle w:val="DecValTok"/>
+        </w:rPr>
+        <w:t>18</w:t>
+      </w:r>
+      <w:r>
+        <w:rPr>
+          <w:rStyle w:val="NormalTok"/>
+        </w:rPr>
+        <w:t>, color</w:t>
+      </w:r>
+      <w:r>
+        <w:rPr>
+          <w:rStyle w:val="OperatorTok"/>
+        </w:rPr>
+        <w:t>=</w:t>
+      </w:r>
+      <w:r>
+        <w:rPr>
+          <w:rStyle w:val="StringTok"/>
+        </w:rPr>
+        <w:t>"blue"</w:t>
+      </w:r>
+      <w:r>
+        <w:rPr>
+          <w:rStyle w:val="NormalTok"/>
+        </w:rPr>
+        <w:t>, fontweight</w:t>
+      </w:r>
+      <w:r>
+        <w:rPr>
+          <w:rStyle w:val="OperatorTok"/>
+        </w:rPr>
+        <w:t>=</w:t>
+      </w:r>
+      <w:r>
+        <w:rPr>
+          <w:rStyle w:val="StringTok"/>
+        </w:rPr>
+        <w:t>"bold"</w:t>
+      </w:r>
+      <w:r>
+        <w:rPr>
+          <w:rStyle w:val="NormalTok"/>
+        </w:rPr>
+        <w:t>)</w:t>
+      </w:r>
+      <w:r>
+        <w:br/>
+      </w:r>
+      <w:r>
+        <w:br/>
+      </w:r>
+      <w:r>
+        <w:rPr>
+          <w:rStyle w:val="NormalTok"/>
+        </w:rPr>
+        <w:t>plt.text(</w:t>
+      </w:r>
+      <w:r>
+        <w:rPr>
+          <w:rStyle w:val="FloatTok"/>
+        </w:rPr>
+        <w:t>0.7</w:t>
+      </w:r>
+      <w:r>
+        <w:rPr>
+          <w:rStyle w:val="NormalTok"/>
+        </w:rPr>
+        <w:t xml:space="preserve">, </w:t>
+      </w:r>
+      <w:r>
+        <w:rPr>
+          <w:rStyle w:val="FloatTok"/>
+        </w:rPr>
+        <w:t>0.5</w:t>
+      </w:r>
+      <w:r>
+        <w:rPr>
+          <w:rStyle w:val="NormalTok"/>
+        </w:rPr>
+        <w:t xml:space="preserve">, </w:t>
+      </w:r>
+      <w:r>
+        <w:rPr>
+          <w:rStyle w:val="StringTok"/>
+        </w:rPr>
+        <w:t>"Vertical Text"</w:t>
+      </w:r>
+      <w:r>
+        <w:rPr>
+          <w:rStyle w:val="NormalTok"/>
+        </w:rPr>
+        <w:t>, fontsize</w:t>
+      </w:r>
+      <w:r>
+        <w:rPr>
+          <w:rStyle w:val="OperatorTok"/>
+        </w:rPr>
+        <w:t>=</w:t>
+      </w:r>
+      <w:r>
+        <w:rPr>
+          <w:rStyle w:val="DecValTok"/>
+        </w:rPr>
+        <w:t>16</w:t>
+      </w:r>
+      <w:r>
+        <w:rPr>
+          <w:rStyle w:val="NormalTok"/>
+        </w:rPr>
+        <w:t>, rotation</w:t>
+      </w:r>
+      <w:r>
+        <w:rPr>
+          <w:rStyle w:val="OperatorTok"/>
+        </w:rPr>
+        <w:t>=</w:t>
+      </w:r>
+      <w:r>
+        <w:rPr>
+          <w:rStyle w:val="DecValTok"/>
+        </w:rPr>
+        <w:t>90</w:t>
+      </w:r>
+      <w:r>
+        <w:rPr>
+          <w:rStyle w:val="NormalTok"/>
+        </w:rPr>
+        <w:t>, color</w:t>
+      </w:r>
+      <w:r>
+        <w:rPr>
+          <w:rStyle w:val="OperatorTok"/>
+        </w:rPr>
+        <w:t>=</w:t>
+      </w:r>
+      <w:r>
+        <w:rPr>
+          <w:rStyle w:val="StringTok"/>
+        </w:rPr>
+        <w:t>"purple"</w:t>
+      </w:r>
+      <w:r>
+        <w:rPr>
+          <w:rStyle w:val="NormalTok"/>
+        </w:rPr>
+        <w:t>)</w:t>
+      </w:r>
+      <w:r>
+        <w:br/>
+      </w:r>
+      <w:r>
+        <w:br/>
+      </w:r>
+      <w:r>
+        <w:rPr>
+          <w:rStyle w:val="NormalTok"/>
+        </w:rPr>
+        <w:t>plt.title(</w:t>
+      </w:r>
+      <w:r>
+        <w:rPr>
+          <w:rStyle w:val="StringTok"/>
+        </w:rPr>
+        <w:t>"Creating Various Types of Texts and Fonts"</w:t>
+      </w:r>
+      <w:r>
+        <w:rPr>
+          <w:rStyle w:val="NormalTok"/>
+        </w:rPr>
+        <w:t>, fontsize</w:t>
+      </w:r>
+      <w:r>
+        <w:rPr>
+          <w:rStyle w:val="OperatorTok"/>
+        </w:rPr>
+        <w:t>=</w:t>
+      </w:r>
+      <w:r>
+        <w:rPr>
+          <w:rStyle w:val="DecValTok"/>
+        </w:rPr>
+        <w:t>16</w:t>
+      </w:r>
+      <w:r>
+        <w:rPr>
+          <w:rStyle w:val="NormalTok"/>
+        </w:rPr>
+        <w:t>, fontweight</w:t>
+      </w:r>
+      <w:r>
+        <w:rPr>
+          <w:rStyle w:val="OperatorTok"/>
+        </w:rPr>
+        <w:t>=</w:t>
+      </w:r>
+      <w:r>
+        <w:rPr>
+          <w:rStyle w:val="StringTok"/>
+        </w:rPr>
+        <w:t>"bold"</w:t>
+      </w:r>
+      <w:r>
+        <w:rPr>
+          <w:rStyle w:val="NormalTok"/>
+        </w:rPr>
+        <w:t>)</w:t>
+      </w:r>
+      <w:r>
+        <w:br/>
+      </w:r>
+      <w:r>
+        <w:rPr>
+          <w:rStyle w:val="NormalTok"/>
+        </w:rPr>
+        <w:t>plt.xlim(</w:t>
+      </w:r>
+      <w:r>
+        <w:rPr>
+          <w:rStyle w:val="DecValTok"/>
+        </w:rPr>
+        <w:t>0</w:t>
+      </w:r>
+      <w:r>
+        <w:rPr>
+          <w:rStyle w:val="NormalTok"/>
+        </w:rPr>
+        <w:t xml:space="preserve">, </w:t>
+      </w:r>
+      <w:r>
+        <w:rPr>
+          <w:rStyle w:val="DecValTok"/>
+        </w:rPr>
+        <w:t>1</w:t>
+      </w:r>
+      <w:r>
+        <w:rPr>
+          <w:rStyle w:val="NormalTok"/>
+        </w:rPr>
+        <w:t>)</w:t>
+      </w:r>
+      <w:r>
+        <w:br/>
+      </w:r>
+      <w:r>
+        <w:rPr>
+          <w:rStyle w:val="NormalTok"/>
+        </w:rPr>
+        <w:t>plt.ylim(</w:t>
+      </w:r>
+      <w:r>
+        <w:rPr>
+          <w:rStyle w:val="DecValTok"/>
+        </w:rPr>
+        <w:t>0</w:t>
+      </w:r>
+      <w:r>
+        <w:rPr>
+          <w:rStyle w:val="NormalTok"/>
+        </w:rPr>
+        <w:t xml:space="preserve">, </w:t>
+      </w:r>
+      <w:r>
+        <w:rPr>
+          <w:rStyle w:val="DecValTok"/>
+        </w:rPr>
+        <w:t>1</w:t>
+      </w:r>
+      <w:r>
+        <w:rPr>
+          <w:rStyle w:val="NormalTok"/>
+        </w:rPr>
+        <w:t>)</w:t>
+      </w:r>
+      <w:r>
+        <w:br/>
+      </w:r>
+      <w:r>
+        <w:rPr>
+          <w:rStyle w:val="NormalTok"/>
+        </w:rPr>
+        <w:t>plt.axis(</w:t>
+      </w:r>
+      <w:r>
+        <w:rPr>
+          <w:rStyle w:val="StringTok"/>
+        </w:rPr>
+        <w:t>"off"</w:t>
+      </w:r>
+      <w:r>
+        <w:rPr>
+          <w:rStyle w:val="NormalTok"/>
+        </w:rPr>
+        <w:t>)</w:t>
+      </w:r>
+      <w:r>
+        <w:br/>
+      </w:r>
+      <w:r>
+        <w:br/>
+      </w:r>
+      <w:r>
+        <w:rPr>
+          <w:rStyle w:val="NormalTok"/>
+        </w:rPr>
+        <w:t>plt.savefig(</w:t>
+      </w:r>
+      <w:r>
+        <w:rPr>
+          <w:rStyle w:val="StringTok"/>
+        </w:rPr>
+        <w:t>"Exp12_Output.png"</w:t>
+      </w:r>
+      <w:r>
+        <w:rPr>
+          <w:rStyle w:val="NormalTok"/>
+        </w:rPr>
+        <w:t>)</w:t>
+      </w:r>
+      <w:r>
+        <w:br/>
+      </w:r>
+      <w:r>
+        <w:rPr>
+          <w:rStyle w:val="NormalTok"/>
+        </w:rPr>
+        <w:t>plt.show()</w:t>
+      </w:r>
+    </w:p>
+    <w:p>
+      <w:pPr>
+        <w:tabs>
+          <w:tab w:val="left" w:pos="2297"/>
+        </w:tabs>
+      </w:pPr>
+      <w:r>
+        <w:tab/>
+      </w:r>
+      <w:r>
+        <w:rPr>
+          <w:noProof/>
+        </w:rPr>
+        <w:drawing>
+          <wp:inline distT="0" distB="0" distL="0" distR="0" wp14:anchorId="50EE453D" wp14:editId="68E56435">
+            <wp:extent cx="4721860" cy="2777924"/>
+            <wp:effectExtent l="0" t="0" r="2540" b="3810"/>
+            <wp:docPr id="167" name="Picture"/>
+            <wp:cNvGraphicFramePr/>
+            <a:graphic xmlns:a="http://schemas.openxmlformats.org/drawingml/2006/main">
+              <a:graphicData uri="http://schemas.openxmlformats.org/drawingml/2006/picture">
+                <pic:pic xmlns:pic="http://schemas.openxmlformats.org/drawingml/2006/picture">
+                  <pic:nvPicPr>
+                    <pic:cNvPr id="168" name="Picture" descr="1cba2b9e63a0298d4cdee81d223012014d8e4af8.png"/>
+                    <pic:cNvPicPr>
+                      <a:picLocks noChangeAspect="1" noChangeArrowheads="1"/>
+                    </pic:cNvPicPr>
+                  </pic:nvPicPr>
+                  <pic:blipFill rotWithShape="1">
+                    <a:blip r:embed="rId19"/>
+                    <a:srcRect r="11454" b="29054"/>
+                    <a:stretch>
+                      <a:fillRect/>
+                    </a:stretch>
+                  </pic:blipFill>
+                  <pic:spPr bwMode="auto">
+                    <a:xfrm>
+                      <a:off x="0" y="0"/>
+                      <a:ext cx="4723051" cy="2778625"/>
+                    </a:xfrm>
+                    <a:prstGeom prst="rect">
+                      <a:avLst/>
+                    </a:prstGeom>
+                    <a:noFill/>
+                    <a:ln>
+                      <a:noFill/>
+                    </a:ln>
+                    <a:extLst>
+                      <a:ext uri="{53640926-AAD7-44D8-BBD7-CCE9431645EC}">
+                        <a14:shadowObscured xmlns:a14="http://schemas.microsoft.com/office/drawing/2010/main"/>
+                      </a:ext>
+                    </a:extLst>
+                  </pic:spPr>
+                </pic:pic>
+              </a:graphicData>
+            </a:graphic>
+          </wp:inline>
+        </w:drawing>
+      </w:r>
+    </w:p>
     <w:sectPr>
+      <w:footerReference w:type="even" r:id="rId20"/>
+      <w:footerReference w:type="default" r:id="rId21"/>
       <w:pgSz w:w="11904" w:h="16836"/>
       <w:pgMar w:top="1440" w:right="1440" w:bottom="1440" w:left="1440" w:header="720" w:footer="720" w:gutter="0"/>
       <w:cols w:space="720"/>
+      <w:titlePg/>
       <w:docGrid w:linePitch="326"/>
     </w:sectPr>
   </w:body>
@@ -35767,6 +39561,127 @@
     </w:p>
   </w:endnote>
 </w:endnotes>
+</file>
+
+<file path=word/footer1.xml><?xml version="1.0" encoding="utf-8"?>
+<w:ftr xmlns:wpc="http://schemas.microsoft.com/office/word/2010/wordprocessingCanvas" xmlns:cx="http://schemas.microsoft.com/office/drawing/2014/chartex" xmlns:cx1="http://schemas.microsoft.com/office/drawing/2015/9/8/chartex" xmlns:cx2="http://schemas.microsoft.com/office/drawing/2015/10/21/chartex" xmlns:cx3="http://schemas.microsoft.com/office/drawing/2016/5/9/chartex" xmlns:cx4="http://schemas.microsoft.com/office/drawing/2016/5/10/chartex" xmlns:cx5="http://schemas.microsoft.com/office/drawing/2016/5/11/chartex" xmlns:cx6="http://schemas.microsoft.com/office/drawing/2016/5/12/chartex" xmlns:cx7="http://schemas.microsoft.com/office/drawing/2016/5/13/chartex" xmlns:cx8="http://schemas.microsoft.com/office/drawing/2016/5/14/chartex" xmlns:mc="http://schemas.openxmlformats.org/markup-compatibility/2006" xmlns:aink="http://schemas.microsoft.com/office/drawing/2016/ink" xmlns:am3d="http://schemas.microsoft.com/office/drawing/2017/model3d" xmlns:o="urn:schemas-microsoft-com:office:office" xmlns:oel="http://schemas.microsoft.com/office/2019/extlst" xmlns:r="http://schemas.openxmlformats.org/officeDocument/2006/relationships" xmlns:m="http://schemas.openxmlformats.org/officeDocument/2006/math" xmlns:v="urn:schemas-microsoft-com:vml" xmlns:wp14="http://schemas.microsoft.com/office/word/2010/wordprocessingDrawing" xmlns:wp="http://schemas.openxmlformats.org/drawingml/2006/wordprocessingDrawing" xmlns:w10="urn:schemas-microsoft-com:office:word" xmlns:w="http://schemas.openxmlformats.org/wordprocessingml/2006/main" xmlns:w14="http://schemas.microsoft.com/office/word/2010/wordml" xmlns:w15="http://schemas.microsoft.com/office/word/2012/wordml" xmlns:w16cex="http://schemas.microsoft.com/office/word/2018/wordml/cex" xmlns:w16cid="http://schemas.microsoft.com/office/word/2016/wordml/cid" xmlns:w16="http://schemas.microsoft.com/office/word/2018/wordml" xmlns:w16du="http://schemas.microsoft.com/office/word/2023/wordml/word16du" xmlns:w16sdtdh="http://schemas.microsoft.com/office/word/2020/wordml/sdtdatahash" xmlns:w16sdtfl="http://schemas.microsoft.com/office/word/2024/wordml/sdtformatlock" xmlns:w16se="http://schemas.microsoft.com/office/word/2015/wordml/symex" xmlns:wpg="http://schemas.microsoft.com/office/word/2010/wordprocessingGroup" xmlns:wpi="http://schemas.microsoft.com/office/word/2010/wordprocessingInk" xmlns:wne="http://schemas.microsoft.com/office/word/2006/wordml" xmlns:wps="http://schemas.microsoft.com/office/word/2010/wordprocessingShape" mc:Ignorable="w14 w15 w16se w16cid w16 w16cex w16sdtdh w16sdtfl w16du wp14">
+  <w:sdt>
+    <w:sdtPr>
+      <w:rPr>
+        <w:rStyle w:val="PageNumber"/>
+      </w:rPr>
+      <w:id w:val="1173451845"/>
+      <w:docPartObj>
+        <w:docPartGallery w:val="Page Numbers (Bottom of Page)"/>
+        <w:docPartUnique/>
+      </w:docPartObj>
+    </w:sdtPr>
+    <w:sdtContent>
+      <w:p>
+        <w:pPr>
+          <w:pStyle w:val="Footer"/>
+          <w:framePr w:wrap="none" w:vAnchor="text" w:hAnchor="margin" w:xAlign="center" w:y="1"/>
+          <w:rPr>
+            <w:rStyle w:val="PageNumber"/>
+          </w:rPr>
+        </w:pPr>
+        <w:r>
+          <w:rPr>
+            <w:rStyle w:val="PageNumber"/>
+          </w:rPr>
+          <w:fldChar w:fldCharType="begin"/>
+        </w:r>
+        <w:r>
+          <w:rPr>
+            <w:rStyle w:val="PageNumber"/>
+          </w:rPr>
+          <w:instrText xml:space="preserve"> PAGE </w:instrText>
+        </w:r>
+        <w:r>
+          <w:rPr>
+            <w:rStyle w:val="PageNumber"/>
+          </w:rPr>
+          <w:fldChar w:fldCharType="separate"/>
+        </w:r>
+        <w:r>
+          <w:rPr>
+            <w:rStyle w:val="PageNumber"/>
+          </w:rPr>
+          <w:fldChar w:fldCharType="end"/>
+        </w:r>
+      </w:p>
+    </w:sdtContent>
+  </w:sdt>
+  <w:p>
+    <w:pPr>
+      <w:pStyle w:val="Footer"/>
+    </w:pPr>
+  </w:p>
+</w:ftr>
+</file>
+
+<file path=word/footer2.xml><?xml version="1.0" encoding="utf-8"?>
+<w:ftr xmlns:wpc="http://schemas.microsoft.com/office/word/2010/wordprocessingCanvas" xmlns:cx="http://schemas.microsoft.com/office/drawing/2014/chartex" xmlns:cx1="http://schemas.microsoft.com/office/drawing/2015/9/8/chartex" xmlns:cx2="http://schemas.microsoft.com/office/drawing/2015/10/21/chartex" xmlns:cx3="http://schemas.microsoft.com/office/drawing/2016/5/9/chartex" xmlns:cx4="http://schemas.microsoft.com/office/drawing/2016/5/10/chartex" xmlns:cx5="http://schemas.microsoft.com/office/drawing/2016/5/11/chartex" xmlns:cx6="http://schemas.microsoft.com/office/drawing/2016/5/12/chartex" xmlns:cx7="http://schemas.microsoft.com/office/drawing/2016/5/13/chartex" xmlns:cx8="http://schemas.microsoft.com/office/drawing/2016/5/14/chartex" xmlns:mc="http://schemas.openxmlformats.org/markup-compatibility/2006" xmlns:aink="http://schemas.microsoft.com/office/drawing/2016/ink" xmlns:am3d="http://schemas.microsoft.com/office/drawing/2017/model3d" xmlns:o="urn:schemas-microsoft-com:office:office" xmlns:oel="http://schemas.microsoft.com/office/2019/extlst" xmlns:r="http://schemas.openxmlformats.org/officeDocument/2006/relationships" xmlns:m="http://schemas.openxmlformats.org/officeDocument/2006/math" xmlns:v="urn:schemas-microsoft-com:vml" xmlns:wp14="http://schemas.microsoft.com/office/word/2010/wordprocessingDrawing" xmlns:wp="http://schemas.openxmlformats.org/drawingml/2006/wordprocessingDrawing" xmlns:w10="urn:schemas-microsoft-com:office:word" xmlns:w="http://schemas.openxmlformats.org/wordprocessingml/2006/main" xmlns:w14="http://schemas.microsoft.com/office/word/2010/wordml" xmlns:w15="http://schemas.microsoft.com/office/word/2012/wordml" xmlns:w16cex="http://schemas.microsoft.com/office/word/2018/wordml/cex" xmlns:w16cid="http://schemas.microsoft.com/office/word/2016/wordml/cid" xmlns:w16="http://schemas.microsoft.com/office/word/2018/wordml" xmlns:w16du="http://schemas.microsoft.com/office/word/2023/wordml/word16du" xmlns:w16sdtdh="http://schemas.microsoft.com/office/word/2020/wordml/sdtdatahash" xmlns:w16sdtfl="http://schemas.microsoft.com/office/word/2024/wordml/sdtformatlock" xmlns:w16se="http://schemas.microsoft.com/office/word/2015/wordml/symex" xmlns:wpg="http://schemas.microsoft.com/office/word/2010/wordprocessingGroup" xmlns:wpi="http://schemas.microsoft.com/office/word/2010/wordprocessingInk" xmlns:wne="http://schemas.microsoft.com/office/word/2006/wordml" xmlns:wps="http://schemas.microsoft.com/office/word/2010/wordprocessingShape" mc:Ignorable="w14 w15 w16se w16cid w16 w16cex w16sdtdh w16sdtfl w16du wp14">
+  <w:sdt>
+    <w:sdtPr>
+      <w:rPr>
+        <w:rStyle w:val="PageNumber"/>
+      </w:rPr>
+      <w:id w:val="1329485773"/>
+      <w:docPartObj>
+        <w:docPartGallery w:val="Page Numbers (Bottom of Page)"/>
+        <w:docPartUnique/>
+      </w:docPartObj>
+    </w:sdtPr>
+    <w:sdtContent>
+      <w:p>
+        <w:pPr>
+          <w:pStyle w:val="Footer"/>
+          <w:framePr w:wrap="none" w:vAnchor="text" w:hAnchor="margin" w:xAlign="center" w:y="1"/>
+          <w:rPr>
+            <w:rStyle w:val="PageNumber"/>
+          </w:rPr>
+        </w:pPr>
+        <w:r>
+          <w:rPr>
+            <w:rStyle w:val="PageNumber"/>
+          </w:rPr>
+          <w:fldChar w:fldCharType="begin"/>
+        </w:r>
+        <w:r>
+          <w:rPr>
+            <w:rStyle w:val="PageNumber"/>
+          </w:rPr>
+          <w:instrText xml:space="preserve"> PAGE </w:instrText>
+        </w:r>
+        <w:r>
+          <w:rPr>
+            <w:rStyle w:val="PageNumber"/>
+          </w:rPr>
+          <w:fldChar w:fldCharType="separate"/>
+        </w:r>
+        <w:r>
+          <w:rPr>
+            <w:rStyle w:val="PageNumber"/>
+            <w:noProof/>
+          </w:rPr>
+          <w:t>2</w:t>
+        </w:r>
+        <w:r>
+          <w:rPr>
+            <w:rStyle w:val="PageNumber"/>
+          </w:rPr>
+          <w:fldChar w:fldCharType="end"/>
+        </w:r>
+      </w:p>
+    </w:sdtContent>
+  </w:sdt>
+  <w:p>
+    <w:pPr>
+      <w:pStyle w:val="Footer"/>
+    </w:pPr>
+  </w:p>
+</w:ftr>
 </file>
 
 <file path=word/footnotes.xml><?xml version="1.0" encoding="utf-8"?>
@@ -37522,6 +41437,49 @@
       </w:tblBorders>
     </w:tblPr>
   </w:style>
+  <w:style w:type="paragraph" w:styleId="Header">
+    <w:name w:val="header"/>
+    <w:basedOn w:val="Normal"/>
+    <w:link w:val="HeaderChar"/>
+    <w:rsid w:val="007E5069"/>
+    <w:pPr>
+      <w:tabs>
+        <w:tab w:val="center" w:pos="4680"/>
+        <w:tab w:val="right" w:pos="9360"/>
+      </w:tabs>
+      <w:spacing w:after="0"/>
+    </w:pPr>
+  </w:style>
+  <w:style w:type="character" w:customStyle="1" w:styleId="HeaderChar">
+    <w:name w:val="Header Char"/>
+    <w:basedOn w:val="DefaultParagraphFont"/>
+    <w:link w:val="Header"/>
+    <w:rsid w:val="007E5069"/>
+  </w:style>
+  <w:style w:type="paragraph" w:styleId="Footer">
+    <w:name w:val="footer"/>
+    <w:basedOn w:val="Normal"/>
+    <w:link w:val="FooterChar"/>
+    <w:rsid w:val="007E5069"/>
+    <w:pPr>
+      <w:tabs>
+        <w:tab w:val="center" w:pos="4680"/>
+        <w:tab w:val="right" w:pos="9360"/>
+      </w:tabs>
+      <w:spacing w:after="0"/>
+    </w:pPr>
+  </w:style>
+  <w:style w:type="character" w:customStyle="1" w:styleId="FooterChar">
+    <w:name w:val="Footer Char"/>
+    <w:basedOn w:val="DefaultParagraphFont"/>
+    <w:link w:val="Footer"/>
+    <w:rsid w:val="007E5069"/>
+  </w:style>
+  <w:style w:type="character" w:styleId="PageNumber">
+    <w:name w:val="page number"/>
+    <w:basedOn w:val="DefaultParagraphFont"/>
+    <w:rsid w:val="007E5069"/>
+  </w:style>
 </w:styles>
 </file>
 
